--- a/LAUNCH_QA_TESTPLAN.docx
+++ b/LAUNCH_QA_TESTPLAN.docx
@@ -3328,11 +3328,62 @@
       <w:pPr>
         <w:pStyle w:val="Heading2"/>
       </w:pPr>
-      <w:bookmarkStart w:id="27" w:name="Xb3932d623ed88fe2cc41191f808c919ea54d2b2"/>
-      <w:r>
-        <w:t xml:space="preserve">6. Automation &amp; templates (subscription-only)</w:t>
+      <w:bookmarkStart w:id="27" w:name="X0cbe47cde2240095e91691106a4f5a51dd1846f"/>
+      <w:r>
+        <w:t xml:space="preserve">5B. Excel export (History → "Export to Excel")</w:t>
       </w:r>
       <w:bookmarkEnd w:id="27"/>
+    </w:p>
+    <w:p>
+      <w:pPr>
+        <w:pStyle w:val="FirstParagraph"/>
+      </w:pPr>
+      <w:r>
+        <w:t xml:space="preserve">Gated on</w:t>
+      </w:r>
+      <w:r>
+        <w:t xml:space="preserve"> </w:t>
+      </w:r>
+      <w:r>
+        <w:rPr>
+          <w:rStyle w:val="VerbatimChar"/>
+        </w:rPr>
+        <w:t xml:space="preserve">effectivePlan !== "free"</w:t>
+      </w:r>
+      <w:r>
+        <w:t xml:space="preserve"> </w:t>
+      </w:r>
+      <w:r>
+        <w:t xml:space="preserve">— same gate as edit/re-download.</w:t>
+      </w:r>
+      <w:r>
+        <w:t xml:space="preserve"> </w:t>
+      </w:r>
+      <w:r>
+        <w:rPr>
+          <w:b/>
+        </w:rPr>
+        <w:t xml:space="preserve">Note: Starter Pack maps to</w:t>
+      </w:r>
+      <w:r>
+        <w:rPr>
+          <w:b/>
+        </w:rPr>
+        <w:t xml:space="preserve"> </w:t>
+      </w:r>
+      <w:r>
+        <w:rPr>
+          <w:rStyle w:val="VerbatimChar"/>
+          <w:b/>
+        </w:rPr>
+        <w:t xml:space="preserve">effectivePlan="free"</w:t>
+      </w:r>
+      <w:r>
+        <w:rPr>
+          <w:b/>
+        </w:rPr>
+        <w:t xml:space="preserve">, so Starter users must NOT be able to export.</w:t>
+      </w:r>
     </w:p>
     <w:tbl>
       <w:tblPr>
@@ -3375,7 +3426,7 @@
               <w:jc w:val="left"/>
             </w:pPr>
             <w:r>
-              <w:t xml:space="preserve">Feature</w:t>
+              <w:t xml:space="preserve">Step</w:t>
             </w:r>
           </w:p>
         </w:tc>
@@ -3392,7 +3443,7 @@
               <w:jc w:val="left"/>
             </w:pPr>
             <w:r>
-              <w:t xml:space="preserve">Steps / expected</w:t>
+              <w:t xml:space="preserve">Expected</w:t>
             </w:r>
           </w:p>
         </w:tc>
@@ -3439,29 +3490,44 @@
               <w:jc w:val="left"/>
             </w:pPr>
             <w:r>
-              <w:t xml:space="preserve">6.1</w:t>
-            </w:r>
-          </w:p>
-        </w:tc>
-        <w:tc>
-          <w:p>
-            <w:pPr>
-              <w:pStyle w:val="Compact"/>
-              <w:jc w:val="left"/>
-            </w:pPr>
-            <w:r>
-              <w:t xml:space="preserve">Reminder defaults UI</w:t>
-            </w:r>
-          </w:p>
-        </w:tc>
-        <w:tc>
-          <w:p>
-            <w:pPr>
-              <w:pStyle w:val="Compact"/>
-              <w:jc w:val="left"/>
-            </w:pPr>
-            <w:r>
-              <w:t xml:space="preserve">[SEC] Visible/editable only when</w:t>
+              <w:t xml:space="preserve">5B.1</w:t>
+            </w:r>
+          </w:p>
+        </w:tc>
+        <w:tc>
+          <w:p>
+            <w:pPr>
+              <w:pStyle w:val="Compact"/>
+              <w:jc w:val="left"/>
+            </w:pPr>
+            <w:r>
+              <w:t xml:space="preserve">[SEC] As</w:t>
+            </w:r>
+            <w:r>
+              <w:t xml:space="preserve"> </w:t>
+            </w:r>
+            <w:r>
+              <w:rPr>
+                <w:b/>
+              </w:rPr>
+              <w:t xml:space="preserve">Free</w:t>
+            </w:r>
+            <w:r>
+              <w:t xml:space="preserve"> </w:t>
+            </w:r>
+            <w:r>
+              <w:t xml:space="preserve">user</w:t>
+            </w:r>
+          </w:p>
+        </w:tc>
+        <w:tc>
+          <w:p>
+            <w:pPr>
+              <w:pStyle w:val="Compact"/>
+              <w:jc w:val="left"/>
+            </w:pPr>
+            <w:r>
+              <w:t xml:space="preserve">Button greyed/locked; clicking routes to</w:t>
             </w:r>
             <w:r>
               <w:t xml:space="preserve"> </w:t>
@@ -3470,95 +3536,81 @@
               <w:rPr>
                 <w:rStyle w:val="VerbatimChar"/>
               </w:rPr>
-              <w:t xml:space="preserve">isActive</w:t>
-            </w:r>
-            <w:r>
-              <w:t xml:space="preserve"> </w:t>
-            </w:r>
-            <w:r>
-              <w:t xml:space="preserve">(Pro/Business), not for packs</w:t>
-            </w:r>
-          </w:p>
-        </w:tc>
-        <w:tc>
-          <w:p/>
-        </w:tc>
-        <w:tc>
-          <w:p/>
-        </w:tc>
-      </w:tr>
-      <w:tr>
-        <w:tc>
-          <w:p>
-            <w:pPr>
-              <w:pStyle w:val="Compact"/>
-              <w:jc w:val="left"/>
-            </w:pPr>
-            <w:r>
-              <w:t xml:space="preserve">6.2</w:t>
-            </w:r>
-          </w:p>
-        </w:tc>
-        <w:tc>
-          <w:p>
-            <w:pPr>
-              <w:pStyle w:val="Compact"/>
-              <w:jc w:val="left"/>
-            </w:pPr>
-            <w:r>
-              <w:t xml:space="preserve">Per-invoice reminder</w:t>
-            </w:r>
-          </w:p>
-        </w:tc>
-        <w:tc>
-          <w:p>
-            <w:pPr>
-              <w:pStyle w:val="Compact"/>
-              <w:jc w:val="left"/>
-            </w:pPr>
-            <w:r>
-              <w:t xml:space="preserve">Set before/after days on an invoice with a client email + due date</w:t>
-            </w:r>
-          </w:p>
-        </w:tc>
-        <w:tc>
-          <w:p/>
-        </w:tc>
-        <w:tc>
-          <w:p/>
-        </w:tc>
-      </w:tr>
-      <w:tr>
-        <w:tc>
-          <w:p>
-            <w:pPr>
-              <w:pStyle w:val="Compact"/>
-              <w:jc w:val="left"/>
-            </w:pPr>
-            <w:r>
-              <w:t xml:space="preserve">6.3</w:t>
-            </w:r>
-          </w:p>
-        </w:tc>
-        <w:tc>
-          <w:p>
-            <w:pPr>
-              <w:pStyle w:val="Compact"/>
-              <w:jc w:val="left"/>
-            </w:pPr>
-            <w:r>
-              <w:t xml:space="preserve">"Before" reminder fires</w:t>
-            </w:r>
-          </w:p>
-        </w:tc>
-        <w:tc>
-          <w:p>
-            <w:pPr>
-              <w:pStyle w:val="Compact"/>
-              <w:jc w:val="left"/>
-            </w:pPr>
-            <w:r>
-              <w:t xml:space="preserve">On the day</w:t>
+              <w:t xml:space="preserve">/pricing</w:t>
+            </w:r>
+            <w:r>
+              <w:t xml:space="preserve">. No file downloads</w:t>
+            </w:r>
+          </w:p>
+        </w:tc>
+        <w:tc>
+          <w:p/>
+        </w:tc>
+        <w:tc>
+          <w:p/>
+        </w:tc>
+      </w:tr>
+      <w:tr>
+        <w:tc>
+          <w:p>
+            <w:pPr>
+              <w:pStyle w:val="Compact"/>
+              <w:jc w:val="left"/>
+            </w:pPr>
+            <w:r>
+              <w:t xml:space="preserve">5B.2</w:t>
+            </w:r>
+          </w:p>
+        </w:tc>
+        <w:tc>
+          <w:p>
+            <w:pPr>
+              <w:pStyle w:val="Compact"/>
+              <w:jc w:val="left"/>
+            </w:pPr>
+            <w:r>
+              <w:t xml:space="preserve">[SEC] As</w:t>
+            </w:r>
+            <w:r>
+              <w:t xml:space="preserve"> </w:t>
+            </w:r>
+            <w:r>
+              <w:rPr>
+                <w:b/>
+              </w:rPr>
+              <w:t xml:space="preserve">Starter Pack</w:t>
+            </w:r>
+            <w:r>
+              <w:t xml:space="preserve"> </w:t>
+            </w:r>
+            <w:r>
+              <w:t xml:space="preserve">user</w:t>
+            </w:r>
+          </w:p>
+        </w:tc>
+        <w:tc>
+          <w:p>
+            <w:pPr>
+              <w:pStyle w:val="Compact"/>
+              <w:jc w:val="left"/>
+            </w:pPr>
+            <w:r>
+              <w:t xml:space="preserve">Same as Free — export</w:t>
+            </w:r>
+            <w:r>
+              <w:t xml:space="preserve"> </w:t>
+            </w:r>
+            <w:r>
+              <w:rPr>
+                <w:b/>
+              </w:rPr>
+              <w:t xml:space="preserve">locked</w:t>
+            </w:r>
+            <w:r>
+              <w:t xml:space="preserve"> </w:t>
+            </w:r>
+            <w:r>
+              <w:t xml:space="preserve">(Starter is</w:t>
             </w:r>
             <w:r>
               <w:t xml:space="preserve"> </w:t>
@@ -3567,10 +3619,468 @@
               <w:rPr>
                 <w:rStyle w:val="VerbatimChar"/>
               </w:rPr>
-              <w:t xml:space="preserve">daysUntilDue === before_days</w:t>
-            </w:r>
-            <w:r>
-              <w:t xml:space="preserve">, client gets the "due in N days" email;</w:t>
+              <w:t xml:space="preserve">effectivePlan="free"</w:t>
+            </w:r>
+            <w:r>
+              <w:t xml:space="preserve">)</w:t>
+            </w:r>
+          </w:p>
+        </w:tc>
+        <w:tc>
+          <w:p/>
+        </w:tc>
+        <w:tc>
+          <w:p/>
+        </w:tc>
+      </w:tr>
+      <w:tr>
+        <w:tc>
+          <w:p>
+            <w:pPr>
+              <w:pStyle w:val="Compact"/>
+              <w:jc w:val="left"/>
+            </w:pPr>
+            <w:r>
+              <w:t xml:space="preserve">5B.3</w:t>
+            </w:r>
+          </w:p>
+        </w:tc>
+        <w:tc>
+          <w:p>
+            <w:pPr>
+              <w:pStyle w:val="Compact"/>
+              <w:jc w:val="left"/>
+            </w:pPr>
+            <w:r>
+              <w:t xml:space="preserve">As</w:t>
+            </w:r>
+            <w:r>
+              <w:t xml:space="preserve"> </w:t>
+            </w:r>
+            <w:r>
+              <w:rPr>
+                <w:b/>
+              </w:rPr>
+              <w:t xml:space="preserve">Plus / Max / Pro / Business</w:t>
+            </w:r>
+          </w:p>
+        </w:tc>
+        <w:tc>
+          <w:p>
+            <w:pPr>
+              <w:pStyle w:val="Compact"/>
+              <w:jc w:val="left"/>
+            </w:pPr>
+            <w:r>
+              <w:t xml:space="preserve">Button active; export downloads</w:t>
+            </w:r>
+          </w:p>
+        </w:tc>
+        <w:tc>
+          <w:p/>
+        </w:tc>
+        <w:tc>
+          <w:p/>
+        </w:tc>
+      </w:tr>
+      <w:tr>
+        <w:tc>
+          <w:p>
+            <w:pPr>
+              <w:pStyle w:val="Compact"/>
+              <w:jc w:val="left"/>
+            </w:pPr>
+            <w:r>
+              <w:t xml:space="preserve">5B.4</w:t>
+            </w:r>
+          </w:p>
+        </w:tc>
+        <w:tc>
+          <w:p>
+            <w:pPr>
+              <w:pStyle w:val="Compact"/>
+              <w:jc w:val="left"/>
+            </w:pPr>
+            <w:r>
+              <w:t xml:space="preserve">Export with</w:t>
+            </w:r>
+            <w:r>
+              <w:t xml:space="preserve"> </w:t>
+            </w:r>
+            <w:r>
+              <w:rPr>
+                <w:b/>
+              </w:rPr>
+              <w:t xml:space="preserve">no filters</w:t>
+            </w:r>
+          </w:p>
+        </w:tc>
+        <w:tc>
+          <w:p>
+            <w:pPr>
+              <w:pStyle w:val="Compact"/>
+              <w:jc w:val="left"/>
+            </w:pPr>
+            <w:r>
+              <w:t xml:space="preserve">File contains</w:t>
+            </w:r>
+            <w:r>
+              <w:t xml:space="preserve"> </w:t>
+            </w:r>
+            <w:r>
+              <w:rPr>
+                <w:b/>
+              </w:rPr>
+              <w:t xml:space="preserve">all</w:t>
+            </w:r>
+            <w:r>
+              <w:t xml:space="preserve"> </w:t>
+            </w:r>
+            <w:r>
+              <w:t xml:space="preserve">your invoices, not just the 5 on the visible page</w:t>
+            </w:r>
+          </w:p>
+        </w:tc>
+        <w:tc>
+          <w:p/>
+        </w:tc>
+        <w:tc>
+          <w:p/>
+        </w:tc>
+      </w:tr>
+      <w:tr>
+        <w:tc>
+          <w:p>
+            <w:pPr>
+              <w:pStyle w:val="Compact"/>
+              <w:jc w:val="left"/>
+            </w:pPr>
+            <w:r>
+              <w:t xml:space="preserve">5B.5</w:t>
+            </w:r>
+          </w:p>
+        </w:tc>
+        <w:tc>
+          <w:p>
+            <w:pPr>
+              <w:pStyle w:val="Compact"/>
+              <w:jc w:val="left"/>
+            </w:pPr>
+            <w:r>
+              <w:t xml:space="preserve">Filter by customer, then export</w:t>
+            </w:r>
+          </w:p>
+        </w:tc>
+        <w:tc>
+          <w:p>
+            <w:pPr>
+              <w:pStyle w:val="Compact"/>
+              <w:jc w:val="left"/>
+            </w:pPr>
+            <w:r>
+              <w:t xml:space="preserve">File contains only matching rows</w:t>
+            </w:r>
+          </w:p>
+        </w:tc>
+        <w:tc>
+          <w:p/>
+        </w:tc>
+        <w:tc>
+          <w:p/>
+        </w:tc>
+      </w:tr>
+      <w:tr>
+        <w:tc>
+          <w:p>
+            <w:pPr>
+              <w:pStyle w:val="Compact"/>
+              <w:jc w:val="left"/>
+            </w:pPr>
+            <w:r>
+              <w:t xml:space="preserve">5B.6</w:t>
+            </w:r>
+          </w:p>
+        </w:tc>
+        <w:tc>
+          <w:p>
+            <w:pPr>
+              <w:pStyle w:val="Compact"/>
+              <w:jc w:val="left"/>
+            </w:pPr>
+            <w:r>
+              <w:t xml:space="preserve">Filter by due-date range, then export</w:t>
+            </w:r>
+          </w:p>
+        </w:tc>
+        <w:tc>
+          <w:p>
+            <w:pPr>
+              <w:pStyle w:val="Compact"/>
+              <w:jc w:val="left"/>
+            </w:pPr>
+            <w:r>
+              <w:t xml:space="preserve">File respects both from/to bounds</w:t>
+            </w:r>
+          </w:p>
+        </w:tc>
+        <w:tc>
+          <w:p/>
+        </w:tc>
+        <w:tc>
+          <w:p/>
+        </w:tc>
+      </w:tr>
+      <w:tr>
+        <w:tc>
+          <w:p>
+            <w:pPr>
+              <w:pStyle w:val="Compact"/>
+              <w:jc w:val="left"/>
+            </w:pPr>
+            <w:r>
+              <w:t xml:space="preserve">5B.7</w:t>
+            </w:r>
+          </w:p>
+        </w:tc>
+        <w:tc>
+          <w:p>
+            <w:pPr>
+              <w:pStyle w:val="Compact"/>
+              <w:jc w:val="left"/>
+            </w:pPr>
+            <w:r>
+              <w:t xml:space="preserve">Change sort order, then export</w:t>
+            </w:r>
+          </w:p>
+        </w:tc>
+        <w:tc>
+          <w:p>
+            <w:pPr>
+              <w:pStyle w:val="Compact"/>
+              <w:jc w:val="left"/>
+            </w:pPr>
+            <w:r>
+              <w:t xml:space="preserve">Row order in the file matches the selected sort</w:t>
+            </w:r>
+          </w:p>
+        </w:tc>
+        <w:tc>
+          <w:p/>
+        </w:tc>
+        <w:tc>
+          <w:p/>
+        </w:tc>
+      </w:tr>
+      <w:tr>
+        <w:tc>
+          <w:p>
+            <w:pPr>
+              <w:pStyle w:val="Compact"/>
+              <w:jc w:val="left"/>
+            </w:pPr>
+            <w:r>
+              <w:t xml:space="preserve">5B.8</w:t>
+            </w:r>
+          </w:p>
+        </w:tc>
+        <w:tc>
+          <w:p>
+            <w:pPr>
+              <w:pStyle w:val="Compact"/>
+              <w:jc w:val="left"/>
+            </w:pPr>
+            <w:r>
+              <w:t xml:space="preserve">Open the file in Excel</w:t>
+            </w:r>
+          </w:p>
+        </w:tc>
+        <w:tc>
+          <w:p>
+            <w:pPr>
+              <w:pStyle w:val="Compact"/>
+              <w:jc w:val="left"/>
+            </w:pPr>
+            <w:r>
+              <w:t xml:space="preserve">Opens without repair prompts; sheet named "Invoices"</w:t>
+            </w:r>
+          </w:p>
+        </w:tc>
+        <w:tc>
+          <w:p/>
+        </w:tc>
+        <w:tc>
+          <w:p/>
+        </w:tc>
+      </w:tr>
+      <w:tr>
+        <w:tc>
+          <w:p>
+            <w:pPr>
+              <w:pStyle w:val="Compact"/>
+              <w:jc w:val="left"/>
+            </w:pPr>
+            <w:r>
+              <w:t xml:space="preserve">5B.9</w:t>
+            </w:r>
+          </w:p>
+        </w:tc>
+        <w:tc>
+          <w:p>
+            <w:pPr>
+              <w:pStyle w:val="Compact"/>
+              <w:jc w:val="left"/>
+            </w:pPr>
+            <w:r>
+              <w:t xml:space="preserve">Column check</w:t>
+            </w:r>
+          </w:p>
+        </w:tc>
+        <w:tc>
+          <w:p>
+            <w:pPr>
+              <w:pStyle w:val="Compact"/>
+              <w:jc w:val="left"/>
+            </w:pPr>
+            <w:r>
+              <w:t xml:space="preserve">Invoice #, Customer, Date, Total, Currency — headers in row 1</w:t>
+            </w:r>
+          </w:p>
+        </w:tc>
+        <w:tc>
+          <w:p/>
+        </w:tc>
+        <w:tc>
+          <w:p/>
+        </w:tc>
+      </w:tr>
+      <w:tr>
+        <w:tc>
+          <w:p>
+            <w:pPr>
+              <w:pStyle w:val="Compact"/>
+              <w:jc w:val="left"/>
+            </w:pPr>
+            <w:r>
+              <w:t xml:space="preserve">5B.10</w:t>
+            </w:r>
+          </w:p>
+        </w:tc>
+        <w:tc>
+          <w:p>
+            <w:pPr>
+              <w:pStyle w:val="Compact"/>
+              <w:jc w:val="left"/>
+            </w:pPr>
+            <w:r>
+              <w:t xml:space="preserve">Total column type</w:t>
+            </w:r>
+          </w:p>
+        </w:tc>
+        <w:tc>
+          <w:p>
+            <w:pPr>
+              <w:pStyle w:val="Compact"/>
+              <w:jc w:val="left"/>
+            </w:pPr>
+            <w:r>
+              <w:t xml:space="preserve">Totals are</w:t>
+            </w:r>
+            <w:r>
+              <w:t xml:space="preserve"> </w:t>
+            </w:r>
+            <w:r>
+              <w:rPr>
+                <w:b/>
+              </w:rPr>
+              <w:t xml:space="preserve">numeric</w:t>
+            </w:r>
+            <w:r>
+              <w:t xml:space="preserve"> </w:t>
+            </w:r>
+            <w:r>
+              <w:t xml:space="preserve">(Excel can SUM them), not text</w:t>
+            </w:r>
+          </w:p>
+        </w:tc>
+        <w:tc>
+          <w:p/>
+        </w:tc>
+        <w:tc>
+          <w:p/>
+        </w:tc>
+      </w:tr>
+      <w:tr>
+        <w:tc>
+          <w:p>
+            <w:pPr>
+              <w:pStyle w:val="Compact"/>
+              <w:jc w:val="left"/>
+            </w:pPr>
+            <w:r>
+              <w:t xml:space="preserve">5B.11</w:t>
+            </w:r>
+          </w:p>
+        </w:tc>
+        <w:tc>
+          <w:p>
+            <w:pPr>
+              <w:pStyle w:val="Compact"/>
+              <w:jc w:val="left"/>
+            </w:pPr>
+            <w:r>
+              <w:t xml:space="preserve">Mixed currencies</w:t>
+            </w:r>
+          </w:p>
+        </w:tc>
+        <w:tc>
+          <w:p>
+            <w:pPr>
+              <w:pStyle w:val="Compact"/>
+              <w:jc w:val="left"/>
+            </w:pPr>
+            <w:r>
+              <w:t xml:space="preserve">Each row shows its own currency; totals are not silently mixed</w:t>
+            </w:r>
+          </w:p>
+        </w:tc>
+        <w:tc>
+          <w:p/>
+        </w:tc>
+        <w:tc>
+          <w:p/>
+        </w:tc>
+      </w:tr>
+      <w:tr>
+        <w:tc>
+          <w:p>
+            <w:pPr>
+              <w:pStyle w:val="Compact"/>
+              <w:jc w:val="left"/>
+            </w:pPr>
+            <w:r>
+              <w:t xml:space="preserve">5B.12</w:t>
+            </w:r>
+          </w:p>
+        </w:tc>
+        <w:tc>
+          <w:p>
+            <w:pPr>
+              <w:pStyle w:val="Compact"/>
+              <w:jc w:val="left"/>
+            </w:pPr>
+            <w:r>
+              <w:t xml:space="preserve">Special characters</w:t>
+            </w:r>
+          </w:p>
+        </w:tc>
+        <w:tc>
+          <w:p>
+            <w:pPr>
+              <w:pStyle w:val="Compact"/>
+              <w:jc w:val="left"/>
+            </w:pPr>
+            <w:r>
+              <w:t xml:space="preserve">Customer names with</w:t>
             </w:r>
             <w:r>
               <w:t xml:space="preserve"> </w:t>
@@ -3579,54 +4089,10 @@
               <w:rPr>
                 <w:rStyle w:val="VerbatimChar"/>
               </w:rPr>
-              <w:t xml:space="preserve">sent_before</w:t>
-            </w:r>
-            <w:r>
-              <w:t xml:space="preserve"> </w:t>
-            </w:r>
-            <w:r>
-              <w:t xml:space="preserve">flips</w:t>
-            </w:r>
-          </w:p>
-        </w:tc>
-        <w:tc>
-          <w:p/>
-        </w:tc>
-        <w:tc>
-          <w:p/>
-        </w:tc>
-      </w:tr>
-      <w:tr>
-        <w:tc>
-          <w:p>
-            <w:pPr>
-              <w:pStyle w:val="Compact"/>
-              <w:jc w:val="left"/>
-            </w:pPr>
-            <w:r>
-              <w:t xml:space="preserve">6.4</w:t>
-            </w:r>
-          </w:p>
-        </w:tc>
-        <w:tc>
-          <w:p>
-            <w:pPr>
-              <w:pStyle w:val="Compact"/>
-              <w:jc w:val="left"/>
-            </w:pPr>
-            <w:r>
-              <w:t xml:space="preserve">"After" reminder fires</w:t>
-            </w:r>
-          </w:p>
-        </w:tc>
-        <w:tc>
-          <w:p>
-            <w:pPr>
-              <w:pStyle w:val="Compact"/>
-              <w:jc w:val="left"/>
-            </w:pPr>
-            <w:r>
-              <w:t xml:space="preserve">On</w:t>
+              <w:t xml:space="preserve">&amp;</w:t>
+            </w:r>
+            <w:r>
+              <w:t xml:space="preserve">,</w:t>
             </w:r>
             <w:r>
               <w:t xml:space="preserve"> </w:t>
@@ -3635,10 +4101,10 @@
               <w:rPr>
                 <w:rStyle w:val="VerbatimChar"/>
               </w:rPr>
-              <w:t xml:space="preserve">daysUntilDue === -after_days</w:t>
-            </w:r>
-            <w:r>
-              <w:t xml:space="preserve">, client gets the "overdue" email;</w:t>
+              <w:t xml:space="preserve">&lt;</w:t>
+            </w:r>
+            <w:r>
+              <w:t xml:space="preserve">,</w:t>
             </w:r>
             <w:r>
               <w:t xml:space="preserve"> </w:t>
@@ -3647,95 +4113,81 @@
               <w:rPr>
                 <w:rStyle w:val="VerbatimChar"/>
               </w:rPr>
-              <w:t xml:space="preserve">sent_after</w:t>
-            </w:r>
-            <w:r>
-              <w:t xml:space="preserve"> </w:t>
-            </w:r>
-            <w:r>
-              <w:t xml:space="preserve">flips</w:t>
-            </w:r>
-          </w:p>
-        </w:tc>
-        <w:tc>
-          <w:p/>
-        </w:tc>
-        <w:tc>
-          <w:p/>
-        </w:tc>
-      </w:tr>
-      <w:tr>
-        <w:tc>
-          <w:p>
-            <w:pPr>
-              <w:pStyle w:val="Compact"/>
-              <w:jc w:val="left"/>
-            </w:pPr>
-            <w:r>
-              <w:t xml:space="preserve">6.5</w:t>
-            </w:r>
-          </w:p>
-        </w:tc>
-        <w:tc>
-          <w:p>
-            <w:pPr>
-              <w:pStyle w:val="Compact"/>
-              <w:jc w:val="left"/>
-            </w:pPr>
-            <w:r>
-              <w:t xml:space="preserve">Changing reminder days</w:t>
-            </w:r>
-          </w:p>
-        </w:tc>
-        <w:tc>
-          <w:p>
-            <w:pPr>
-              <w:pStyle w:val="Compact"/>
-              <w:jc w:val="left"/>
-            </w:pPr>
-            <w:r>
-              <w:t xml:space="preserve">Resets the corresponding sent flag so it can send again</w:t>
-            </w:r>
-          </w:p>
-        </w:tc>
-        <w:tc>
-          <w:p/>
-        </w:tc>
-        <w:tc>
-          <w:p/>
-        </w:tc>
-      </w:tr>
-      <w:tr>
-        <w:tc>
-          <w:p>
-            <w:pPr>
-              <w:pStyle w:val="Compact"/>
-              <w:jc w:val="left"/>
-            </w:pPr>
-            <w:r>
-              <w:t xml:space="preserve">6.6</w:t>
-            </w:r>
-          </w:p>
-        </w:tc>
-        <w:tc>
-          <w:p>
-            <w:pPr>
-              <w:pStyle w:val="Compact"/>
-              <w:jc w:val="left"/>
-            </w:pPr>
-            <w:r>
-              <w:t xml:space="preserve">[SEC] Reminder only for active senders</w:t>
-            </w:r>
-          </w:p>
-        </w:tc>
-        <w:tc>
-          <w:p>
-            <w:pPr>
-              <w:pStyle w:val="Compact"/>
-              <w:jc w:val="left"/>
-            </w:pPr>
-            <w:r>
-              <w:t xml:space="preserve">If sender's sub is cancelled+expired, cron does</w:t>
+              <w:t xml:space="preserve">'</w:t>
+            </w:r>
+            <w:r>
+              <w:t xml:space="preserve">, quotes render correctly (not escaped artifacts)</w:t>
+            </w:r>
+          </w:p>
+        </w:tc>
+        <w:tc>
+          <w:p/>
+        </w:tc>
+        <w:tc>
+          <w:p/>
+        </w:tc>
+      </w:tr>
+      <w:tr>
+        <w:tc>
+          <w:p>
+            <w:pPr>
+              <w:pStyle w:val="Compact"/>
+              <w:jc w:val="left"/>
+            </w:pPr>
+            <w:r>
+              <w:t xml:space="preserve">5B.13</w:t>
+            </w:r>
+          </w:p>
+        </w:tc>
+        <w:tc>
+          <w:p>
+            <w:pPr>
+              <w:pStyle w:val="Compact"/>
+              <w:jc w:val="left"/>
+            </w:pPr>
+            <w:r>
+              <w:t xml:space="preserve">Arabic / RTL customer name</w:t>
+            </w:r>
+          </w:p>
+        </w:tc>
+        <w:tc>
+          <w:p>
+            <w:pPr>
+              <w:pStyle w:val="Compact"/>
+              <w:jc w:val="left"/>
+            </w:pPr>
+            <w:r>
+              <w:t xml:space="preserve">Renders correctly in the sheet</w:t>
+            </w:r>
+          </w:p>
+        </w:tc>
+        <w:tc>
+          <w:p/>
+        </w:tc>
+        <w:tc>
+          <w:p/>
+        </w:tc>
+      </w:tr>
+      <w:tr>
+        <w:tc>
+          <w:p>
+            <w:pPr>
+              <w:pStyle w:val="Compact"/>
+              <w:jc w:val="left"/>
+            </w:pPr>
+            <w:r>
+              <w:t xml:space="preserve">5B.14</w:t>
+            </w:r>
+          </w:p>
+        </w:tc>
+        <w:tc>
+          <w:p>
+            <w:pPr>
+              <w:pStyle w:val="Compact"/>
+              <w:jc w:val="left"/>
+            </w:pPr>
+            <w:r>
+              <w:t xml:space="preserve">Filters matching</w:t>
             </w:r>
             <w:r>
               <w:t xml:space="preserve"> </w:t>
@@ -3744,435 +4196,156 @@
               <w:rPr>
                 <w:b/>
               </w:rPr>
-              <w:t xml:space="preserve">not</w:t>
-            </w:r>
-            <w:r>
-              <w:t xml:space="preserve"> </w:t>
-            </w:r>
-            <w:r>
-              <w:t xml:space="preserve">send (re-checked at send time)</w:t>
-            </w:r>
-          </w:p>
-        </w:tc>
-        <w:tc>
-          <w:p/>
-        </w:tc>
-        <w:tc>
-          <w:p/>
-        </w:tc>
-      </w:tr>
-      <w:tr>
-        <w:tc>
-          <w:p>
-            <w:pPr>
-              <w:pStyle w:val="Compact"/>
-              <w:jc w:val="left"/>
-            </w:pPr>
-            <w:r>
-              <w:t xml:space="preserve">6.7</w:t>
-            </w:r>
-          </w:p>
-        </w:tc>
-        <w:tc>
-          <w:p>
-            <w:pPr>
-              <w:pStyle w:val="Compact"/>
-              <w:jc w:val="left"/>
-            </w:pPr>
-            <w:r>
-              <w:t xml:space="preserve">Custom numbering (Business sub only)</w:t>
-            </w:r>
-          </w:p>
-        </w:tc>
-        <w:tc>
-          <w:p>
-            <w:pPr>
-              <w:pStyle w:val="Compact"/>
-              <w:jc w:val="left"/>
-            </w:pPr>
-            <w:r>
-              <w:t xml:space="preserve">[SEC] Available only when</w:t>
-            </w:r>
-            <w:r>
-              <w:t xml:space="preserve"> </w:t>
-            </w:r>
+              <w:t xml:space="preserve">zero</w:t>
+            </w:r>
+            <w:r>
+              <w:t xml:space="preserve"> </w:t>
+            </w:r>
+            <w:r>
+              <w:t xml:space="preserve">invoices</w:t>
+            </w:r>
+          </w:p>
+        </w:tc>
+        <w:tc>
+          <w:p>
+            <w:pPr>
+              <w:pStyle w:val="Compact"/>
+              <w:jc w:val="left"/>
+            </w:pPr>
+            <w:r>
+              <w:t xml:space="preserve">Inline message "No invoices match the current filters"; no empty file downloads</w:t>
+            </w:r>
+          </w:p>
+        </w:tc>
+        <w:tc>
+          <w:p/>
+        </w:tc>
+        <w:tc>
+          <w:p/>
+        </w:tc>
+      </w:tr>
+      <w:tr>
+        <w:tc>
+          <w:p>
+            <w:pPr>
+              <w:pStyle w:val="Compact"/>
+              <w:jc w:val="left"/>
+            </w:pPr>
+            <w:r>
+              <w:t xml:space="preserve">5B.15</w:t>
+            </w:r>
+          </w:p>
+        </w:tc>
+        <w:tc>
+          <w:p>
+            <w:pPr>
+              <w:pStyle w:val="Compact"/>
+              <w:jc w:val="left"/>
+            </w:pPr>
+            <w:r>
+              <w:t xml:space="preserve">Filename</w:t>
+            </w:r>
+          </w:p>
+        </w:tc>
+        <w:tc>
+          <w:p>
+            <w:pPr>
+              <w:pStyle w:val="Compact"/>
+              <w:jc w:val="left"/>
+            </w:pPr>
             <w:r>
               <w:rPr>
                 <w:rStyle w:val="VerbatimChar"/>
               </w:rPr>
-              <w:t xml:space="preserve">isActive &amp;&amp; effectivePlan==="business"</w:t>
-            </w:r>
-            <w:r>
-              <w:t xml:space="preserve"> </w:t>
-            </w:r>
-            <w:r>
-              <w:t xml:space="preserve">— NOT for Max Pack</w:t>
-            </w:r>
-          </w:p>
-        </w:tc>
-        <w:tc>
-          <w:p/>
-        </w:tc>
-        <w:tc>
-          <w:p/>
-        </w:tc>
-      </w:tr>
-      <w:tr>
-        <w:tc>
-          <w:p>
-            <w:pPr>
-              <w:pStyle w:val="Compact"/>
-              <w:jc w:val="left"/>
-            </w:pPr>
-            <w:r>
-              <w:t xml:space="preserve">6.8</w:t>
-            </w:r>
-          </w:p>
-        </w:tc>
-        <w:tc>
-          <w:p>
-            <w:pPr>
-              <w:pStyle w:val="Compact"/>
-              <w:jc w:val="left"/>
-            </w:pPr>
-            <w:r>
-              <w:t xml:space="preserve">Template tokens</w:t>
-            </w:r>
-          </w:p>
-        </w:tc>
-        <w:tc>
-          <w:p>
-            <w:pPr>
-              <w:pStyle w:val="Compact"/>
-              <w:jc w:val="left"/>
-            </w:pPr>
-            <w:r>
-              <w:rPr>
-                <w:rStyle w:val="VerbatimChar"/>
-              </w:rPr>
-              <w:t xml:space="preserve">{PREFIX}</w:t>
-            </w:r>
-            <w:r>
-              <w:t xml:space="preserve">,</w:t>
-            </w:r>
-            <w:r>
-              <w:t xml:space="preserve"> </w:t>
-            </w:r>
-            <w:r>
-              <w:rPr>
-                <w:rStyle w:val="VerbatimChar"/>
-              </w:rPr>
-              <w:t xml:space="preserve">{YYYY}</w:t>
-            </w:r>
-            <w:r>
-              <w:t xml:space="preserve">,</w:t>
-            </w:r>
-            <w:r>
-              <w:t xml:space="preserve"> </w:t>
-            </w:r>
-            <w:r>
-              <w:rPr>
-                <w:rStyle w:val="VerbatimChar"/>
-              </w:rPr>
-              <w:t xml:space="preserve">{YY}</w:t>
-            </w:r>
-            <w:r>
-              <w:t xml:space="preserve">,</w:t>
-            </w:r>
-            <w:r>
-              <w:t xml:space="preserve"> </w:t>
-            </w:r>
-            <w:r>
-              <w:rPr>
-                <w:rStyle w:val="VerbatimChar"/>
-              </w:rPr>
-              <w:t xml:space="preserve">{MM}</w:t>
-            </w:r>
-            <w:r>
-              <w:t xml:space="preserve">,</w:t>
-            </w:r>
-            <w:r>
-              <w:t xml:space="preserve"> </w:t>
-            </w:r>
-            <w:r>
-              <w:rPr>
-                <w:rStyle w:val="VerbatimChar"/>
-              </w:rPr>
-              <w:t xml:space="preserve">{SEQ:N}</w:t>
-            </w:r>
-            <w:r>
-              <w:t xml:space="preserve"> </w:t>
-            </w:r>
-            <w:r>
-              <w:t xml:space="preserve">all render correctly in live preview + on the invoice</w:t>
-            </w:r>
-          </w:p>
-        </w:tc>
-        <w:tc>
-          <w:p/>
-        </w:tc>
-        <w:tc>
-          <w:p/>
-        </w:tc>
-      </w:tr>
-      <w:tr>
-        <w:tc>
-          <w:p>
-            <w:pPr>
-              <w:pStyle w:val="Compact"/>
-              <w:jc w:val="left"/>
-            </w:pPr>
-            <w:r>
-              <w:t xml:space="preserve">6.9</w:t>
-            </w:r>
-          </w:p>
-        </w:tc>
-        <w:tc>
-          <w:p>
-            <w:pPr>
-              <w:pStyle w:val="Compact"/>
-              <w:jc w:val="left"/>
-            </w:pPr>
-            <w:r>
-              <w:t xml:space="preserve">Sequence advance</w:t>
-            </w:r>
-          </w:p>
-        </w:tc>
-        <w:tc>
-          <w:p>
-            <w:pPr>
-              <w:pStyle w:val="Compact"/>
-              <w:jc w:val="left"/>
-            </w:pPr>
-            <w:r>
-              <w:t xml:space="preserve">Each new invoice increments</w:t>
-            </w:r>
-            <w:r>
-              <w:t xml:space="preserve"> </w:t>
-            </w:r>
-            <w:r>
-              <w:rPr>
-                <w:rStyle w:val="VerbatimChar"/>
-              </w:rPr>
-              <w:t xml:space="preserve">last_seq</w:t>
-            </w:r>
-            <w:r>
-              <w:t xml:space="preserve">; preview matches generated number</w:t>
-            </w:r>
-          </w:p>
-        </w:tc>
-        <w:tc>
-          <w:p/>
-        </w:tc>
-        <w:tc>
-          <w:p/>
-        </w:tc>
-      </w:tr>
-      <w:tr>
-        <w:tc>
-          <w:p>
-            <w:pPr>
-              <w:pStyle w:val="Compact"/>
-              <w:jc w:val="left"/>
-            </w:pPr>
-            <w:r>
-              <w:t xml:space="preserve">6.10</w:t>
-            </w:r>
-          </w:p>
-        </w:tc>
-        <w:tc>
-          <w:p>
-            <w:pPr>
-              <w:pStyle w:val="Compact"/>
-              <w:jc w:val="left"/>
-            </w:pPr>
-            <w:r>
-              <w:t xml:space="preserve">Yearly auto-reset</w:t>
-            </w:r>
-          </w:p>
-        </w:tc>
-        <w:tc>
-          <w:p>
-            <w:pPr>
-              <w:pStyle w:val="Compact"/>
-              <w:jc w:val="left"/>
-            </w:pPr>
-            <w:r>
-              <w:t xml:space="preserve">Crossing into a new calendar year resets</w:t>
-            </w:r>
-            <w:r>
-              <w:t xml:space="preserve"> </w:t>
-            </w:r>
-            <w:r>
-              <w:rPr>
-                <w:rStyle w:val="VerbatimChar"/>
-              </w:rPr>
-              <w:t xml:space="preserve">SEQ</w:t>
-            </w:r>
-            <w:r>
-              <w:t xml:space="preserve"> </w:t>
-            </w:r>
-            <w:r>
-              <w:t xml:space="preserve">(simulate via</w:t>
-            </w:r>
-            <w:r>
-              <w:t xml:space="preserve"> </w:t>
-            </w:r>
-            <w:r>
-              <w:rPr>
-                <w:rStyle w:val="VerbatimChar"/>
-              </w:rPr>
-              <w:t xml:space="preserve">last_year</w:t>
-            </w:r>
-            <w:r>
-              <w:t xml:space="preserve">)</w:t>
-            </w:r>
-          </w:p>
-        </w:tc>
-        <w:tc>
-          <w:p/>
-        </w:tc>
-        <w:tc>
-          <w:p/>
-        </w:tc>
-      </w:tr>
-      <w:tr>
-        <w:tc>
-          <w:p>
-            <w:pPr>
-              <w:pStyle w:val="Compact"/>
-              <w:jc w:val="left"/>
-            </w:pPr>
-            <w:r>
-              <w:t xml:space="preserve">6.11</w:t>
-            </w:r>
-          </w:p>
-        </w:tc>
-        <w:tc>
-          <w:p>
-            <w:pPr>
-              <w:pStyle w:val="Compact"/>
-              <w:jc w:val="left"/>
-            </w:pPr>
-            <w:r>
-              <w:t xml:space="preserve">"Next number" field</w:t>
-            </w:r>
-          </w:p>
-        </w:tc>
-        <w:tc>
-          <w:p>
-            <w:pPr>
-              <w:pStyle w:val="Compact"/>
-              <w:jc w:val="left"/>
-            </w:pPr>
-            <w:r>
-              <w:t xml:space="preserve">Setting the starting sequence takes effect on the next invoice</w:t>
-            </w:r>
-          </w:p>
-        </w:tc>
-        <w:tc>
-          <w:p/>
-        </w:tc>
-        <w:tc>
-          <w:p/>
-        </w:tc>
-      </w:tr>
-      <w:tr>
-        <w:tc>
-          <w:p>
-            <w:pPr>
-              <w:pStyle w:val="Compact"/>
-              <w:jc w:val="left"/>
-            </w:pPr>
-            <w:r>
-              <w:t xml:space="preserve">6.12</w:t>
-            </w:r>
-          </w:p>
-        </w:tc>
-        <w:tc>
-          <w:p>
-            <w:pPr>
-              <w:pStyle w:val="Compact"/>
-              <w:jc w:val="left"/>
-            </w:pPr>
-            <w:r>
-              <w:t xml:space="preserve">Lock (</w:t>
-            </w:r>
-            <w:r>
-              <w:rPr>
-                <w:rStyle w:val="VerbatimChar"/>
-              </w:rPr>
-              <w:t xml:space="preserve">allow_override=false</w:t>
-            </w:r>
-            <w:r>
-              <w:t xml:space="preserve">)</w:t>
-            </w:r>
-          </w:p>
-        </w:tc>
-        <w:tc>
-          <w:p>
-            <w:pPr>
-              <w:pStyle w:val="Compact"/>
-              <w:jc w:val="left"/>
-            </w:pPr>
-            <w:r>
-              <w:t xml:space="preserve">Per-invoice number field is not hand-editable when locked</w:t>
-            </w:r>
-          </w:p>
-        </w:tc>
-        <w:tc>
-          <w:p/>
-        </w:tc>
-        <w:tc>
-          <w:p/>
-        </w:tc>
-      </w:tr>
-      <w:tr>
-        <w:tc>
-          <w:p>
-            <w:pPr>
-              <w:pStyle w:val="Compact"/>
-              <w:jc w:val="left"/>
-            </w:pPr>
-            <w:r>
-              <w:t xml:space="preserve">6.13</w:t>
-            </w:r>
-          </w:p>
-        </w:tc>
-        <w:tc>
-          <w:p>
-            <w:pPr>
-              <w:pStyle w:val="Compact"/>
-              <w:jc w:val="left"/>
-            </w:pPr>
-            <w:r>
-              <w:t xml:space="preserve">Flip-bug regression</w:t>
-            </w:r>
-          </w:p>
-        </w:tc>
-        <w:tc>
-          <w:p>
-            <w:pPr>
-              <w:pStyle w:val="Compact"/>
-              <w:jc w:val="left"/>
-            </w:pPr>
-            <w:r>
-              <w:t xml:space="preserve">Legacy count-based default does</w:t>
-            </w:r>
-            <w:r>
-              <w:t xml:space="preserve"> </w:t>
-            </w:r>
-            <w:r>
-              <w:rPr>
-                <w:b/>
-              </w:rPr>
-              <w:t xml:space="preserve">not</w:t>
-            </w:r>
-            <w:r>
-              <w:t xml:space="preserve"> </w:t>
-            </w:r>
-            <w:r>
-              <w:t xml:space="preserve">overwrite the template number</w:t>
+              <w:t xml:space="preserve">invoices-YYYY-MM-DD.xlsx</w:t>
+            </w:r>
+            <w:r>
+              <w:t xml:space="preserve"> </w:t>
+            </w:r>
+            <w:r>
+              <w:t xml:space="preserve">with today's date</w:t>
+            </w:r>
+          </w:p>
+        </w:tc>
+        <w:tc>
+          <w:p/>
+        </w:tc>
+        <w:tc>
+          <w:p/>
+        </w:tc>
+      </w:tr>
+      <w:tr>
+        <w:tc>
+          <w:p>
+            <w:pPr>
+              <w:pStyle w:val="Compact"/>
+              <w:jc w:val="left"/>
+            </w:pPr>
+            <w:r>
+              <w:t xml:space="preserve">5B.16</w:t>
+            </w:r>
+          </w:p>
+        </w:tc>
+        <w:tc>
+          <w:p>
+            <w:pPr>
+              <w:pStyle w:val="Compact"/>
+              <w:jc w:val="left"/>
+            </w:pPr>
+            <w:r>
+              <w:t xml:space="preserve">Large account (optional)</w:t>
+            </w:r>
+          </w:p>
+        </w:tc>
+        <w:tc>
+          <w:p>
+            <w:pPr>
+              <w:pStyle w:val="Compact"/>
+              <w:jc w:val="left"/>
+            </w:pPr>
+            <w:r>
+              <w:t xml:space="preserve">Export with 100+ invoices completes in reasonable time</w:t>
+            </w:r>
+          </w:p>
+        </w:tc>
+        <w:tc>
+          <w:p/>
+        </w:tc>
+        <w:tc>
+          <w:p/>
+        </w:tc>
+      </w:tr>
+      <w:tr>
+        <w:tc>
+          <w:p>
+            <w:pPr>
+              <w:pStyle w:val="Compact"/>
+              <w:jc w:val="left"/>
+            </w:pPr>
+            <w:r>
+              <w:t xml:space="preserve">5B.17</w:t>
+            </w:r>
+          </w:p>
+        </w:tc>
+        <w:tc>
+          <w:p>
+            <w:pPr>
+              <w:pStyle w:val="Compact"/>
+              <w:jc w:val="left"/>
+            </w:pPr>
+            <w:r>
+              <w:t xml:space="preserve">Also open in Google Sheets / LibreOffice</w:t>
+            </w:r>
+          </w:p>
+        </w:tc>
+        <w:tc>
+          <w:p>
+            <w:pPr>
+              <w:pStyle w:val="Compact"/>
+              <w:jc w:val="left"/>
+            </w:pPr>
+            <w:r>
+              <w:t xml:space="preserve">Opens cleanly (cross-tool compatibility)</w:t>
             </w:r>
           </w:p>
         </w:tc>
@@ -4195,9 +4368,9 @@
       <w:pPr>
         <w:pStyle w:val="Heading2"/>
       </w:pPr>
-      <w:bookmarkStart w:id="28" w:name="X93532dc27e5397ef5b5a9eb1157c13063cd3511"/>
-      <w:r>
-        <w:t xml:space="preserve">7. Billing lifecycle &amp; refunds [$]</w:t>
+      <w:bookmarkStart w:id="28" w:name="Xb3932d623ed88fe2cc41191f808c919ea54d2b2"/>
+      <w:r>
+        <w:t xml:space="preserve">6. Automation &amp; templates (subscription-only)</w:t>
       </w:r>
       <w:bookmarkEnd w:id="28"/>
     </w:p>
@@ -4242,7 +4415,7 @@
               <w:jc w:val="left"/>
             </w:pPr>
             <w:r>
-              <w:t xml:space="preserve">Step</w:t>
+              <w:t xml:space="preserve">Feature</w:t>
             </w:r>
           </w:p>
         </w:tc>
@@ -4259,7 +4432,7 @@
               <w:jc w:val="left"/>
             </w:pPr>
             <w:r>
-              <w:t xml:space="preserve">Expected</w:t>
+              <w:t xml:space="preserve">Steps / expected</w:t>
             </w:r>
           </w:p>
         </w:tc>
@@ -4306,18 +4479,303 @@
               <w:jc w:val="left"/>
             </w:pPr>
             <w:r>
-              <w:t xml:space="preserve">7.1</w:t>
-            </w:r>
-          </w:p>
-        </w:tc>
-        <w:tc>
-          <w:p>
-            <w:pPr>
-              <w:pStyle w:val="Compact"/>
-              <w:jc w:val="left"/>
-            </w:pPr>
-            <w:r>
-              <w:t xml:space="preserve">Refund request —</w:t>
+              <w:t xml:space="preserve">6.1</w:t>
+            </w:r>
+          </w:p>
+        </w:tc>
+        <w:tc>
+          <w:p>
+            <w:pPr>
+              <w:pStyle w:val="Compact"/>
+              <w:jc w:val="left"/>
+            </w:pPr>
+            <w:r>
+              <w:t xml:space="preserve">Reminder defaults UI</w:t>
+            </w:r>
+          </w:p>
+        </w:tc>
+        <w:tc>
+          <w:p>
+            <w:pPr>
+              <w:pStyle w:val="Compact"/>
+              <w:jc w:val="left"/>
+            </w:pPr>
+            <w:r>
+              <w:t xml:space="preserve">[SEC] Visible/editable only when</w:t>
+            </w:r>
+            <w:r>
+              <w:t xml:space="preserve"> </w:t>
+            </w:r>
+            <w:r>
+              <w:rPr>
+                <w:rStyle w:val="VerbatimChar"/>
+              </w:rPr>
+              <w:t xml:space="preserve">isActive</w:t>
+            </w:r>
+            <w:r>
+              <w:t xml:space="preserve"> </w:t>
+            </w:r>
+            <w:r>
+              <w:t xml:space="preserve">(Pro/Business), not for packs</w:t>
+            </w:r>
+          </w:p>
+        </w:tc>
+        <w:tc>
+          <w:p/>
+        </w:tc>
+        <w:tc>
+          <w:p/>
+        </w:tc>
+      </w:tr>
+      <w:tr>
+        <w:tc>
+          <w:p>
+            <w:pPr>
+              <w:pStyle w:val="Compact"/>
+              <w:jc w:val="left"/>
+            </w:pPr>
+            <w:r>
+              <w:t xml:space="preserve">6.2</w:t>
+            </w:r>
+          </w:p>
+        </w:tc>
+        <w:tc>
+          <w:p>
+            <w:pPr>
+              <w:pStyle w:val="Compact"/>
+              <w:jc w:val="left"/>
+            </w:pPr>
+            <w:r>
+              <w:t xml:space="preserve">Per-invoice reminder</w:t>
+            </w:r>
+          </w:p>
+        </w:tc>
+        <w:tc>
+          <w:p>
+            <w:pPr>
+              <w:pStyle w:val="Compact"/>
+              <w:jc w:val="left"/>
+            </w:pPr>
+            <w:r>
+              <w:t xml:space="preserve">Set before/after days on an invoice with a client email + due date</w:t>
+            </w:r>
+          </w:p>
+        </w:tc>
+        <w:tc>
+          <w:p/>
+        </w:tc>
+        <w:tc>
+          <w:p/>
+        </w:tc>
+      </w:tr>
+      <w:tr>
+        <w:tc>
+          <w:p>
+            <w:pPr>
+              <w:pStyle w:val="Compact"/>
+              <w:jc w:val="left"/>
+            </w:pPr>
+            <w:r>
+              <w:t xml:space="preserve">6.3</w:t>
+            </w:r>
+          </w:p>
+        </w:tc>
+        <w:tc>
+          <w:p>
+            <w:pPr>
+              <w:pStyle w:val="Compact"/>
+              <w:jc w:val="left"/>
+            </w:pPr>
+            <w:r>
+              <w:t xml:space="preserve">"Before" reminder fires</w:t>
+            </w:r>
+          </w:p>
+        </w:tc>
+        <w:tc>
+          <w:p>
+            <w:pPr>
+              <w:pStyle w:val="Compact"/>
+              <w:jc w:val="left"/>
+            </w:pPr>
+            <w:r>
+              <w:t xml:space="preserve">On the day</w:t>
+            </w:r>
+            <w:r>
+              <w:t xml:space="preserve"> </w:t>
+            </w:r>
+            <w:r>
+              <w:rPr>
+                <w:rStyle w:val="VerbatimChar"/>
+              </w:rPr>
+              <w:t xml:space="preserve">daysUntilDue === before_days</w:t>
+            </w:r>
+            <w:r>
+              <w:t xml:space="preserve">, client gets the "due in N days" email;</w:t>
+            </w:r>
+            <w:r>
+              <w:t xml:space="preserve"> </w:t>
+            </w:r>
+            <w:r>
+              <w:rPr>
+                <w:rStyle w:val="VerbatimChar"/>
+              </w:rPr>
+              <w:t xml:space="preserve">sent_before</w:t>
+            </w:r>
+            <w:r>
+              <w:t xml:space="preserve"> </w:t>
+            </w:r>
+            <w:r>
+              <w:t xml:space="preserve">flips</w:t>
+            </w:r>
+          </w:p>
+        </w:tc>
+        <w:tc>
+          <w:p/>
+        </w:tc>
+        <w:tc>
+          <w:p/>
+        </w:tc>
+      </w:tr>
+      <w:tr>
+        <w:tc>
+          <w:p>
+            <w:pPr>
+              <w:pStyle w:val="Compact"/>
+              <w:jc w:val="left"/>
+            </w:pPr>
+            <w:r>
+              <w:t xml:space="preserve">6.4</w:t>
+            </w:r>
+          </w:p>
+        </w:tc>
+        <w:tc>
+          <w:p>
+            <w:pPr>
+              <w:pStyle w:val="Compact"/>
+              <w:jc w:val="left"/>
+            </w:pPr>
+            <w:r>
+              <w:t xml:space="preserve">"After" reminder fires</w:t>
+            </w:r>
+          </w:p>
+        </w:tc>
+        <w:tc>
+          <w:p>
+            <w:pPr>
+              <w:pStyle w:val="Compact"/>
+              <w:jc w:val="left"/>
+            </w:pPr>
+            <w:r>
+              <w:t xml:space="preserve">On</w:t>
+            </w:r>
+            <w:r>
+              <w:t xml:space="preserve"> </w:t>
+            </w:r>
+            <w:r>
+              <w:rPr>
+                <w:rStyle w:val="VerbatimChar"/>
+              </w:rPr>
+              <w:t xml:space="preserve">daysUntilDue === -after_days</w:t>
+            </w:r>
+            <w:r>
+              <w:t xml:space="preserve">, client gets the "overdue" email;</w:t>
+            </w:r>
+            <w:r>
+              <w:t xml:space="preserve"> </w:t>
+            </w:r>
+            <w:r>
+              <w:rPr>
+                <w:rStyle w:val="VerbatimChar"/>
+              </w:rPr>
+              <w:t xml:space="preserve">sent_after</w:t>
+            </w:r>
+            <w:r>
+              <w:t xml:space="preserve"> </w:t>
+            </w:r>
+            <w:r>
+              <w:t xml:space="preserve">flips</w:t>
+            </w:r>
+          </w:p>
+        </w:tc>
+        <w:tc>
+          <w:p/>
+        </w:tc>
+        <w:tc>
+          <w:p/>
+        </w:tc>
+      </w:tr>
+      <w:tr>
+        <w:tc>
+          <w:p>
+            <w:pPr>
+              <w:pStyle w:val="Compact"/>
+              <w:jc w:val="left"/>
+            </w:pPr>
+            <w:r>
+              <w:t xml:space="preserve">6.5</w:t>
+            </w:r>
+          </w:p>
+        </w:tc>
+        <w:tc>
+          <w:p>
+            <w:pPr>
+              <w:pStyle w:val="Compact"/>
+              <w:jc w:val="left"/>
+            </w:pPr>
+            <w:r>
+              <w:t xml:space="preserve">Changing reminder days</w:t>
+            </w:r>
+          </w:p>
+        </w:tc>
+        <w:tc>
+          <w:p>
+            <w:pPr>
+              <w:pStyle w:val="Compact"/>
+              <w:jc w:val="left"/>
+            </w:pPr>
+            <w:r>
+              <w:t xml:space="preserve">Resets the corresponding sent flag so it can send again</w:t>
+            </w:r>
+          </w:p>
+        </w:tc>
+        <w:tc>
+          <w:p/>
+        </w:tc>
+        <w:tc>
+          <w:p/>
+        </w:tc>
+      </w:tr>
+      <w:tr>
+        <w:tc>
+          <w:p>
+            <w:pPr>
+              <w:pStyle w:val="Compact"/>
+              <w:jc w:val="left"/>
+            </w:pPr>
+            <w:r>
+              <w:t xml:space="preserve">6.6</w:t>
+            </w:r>
+          </w:p>
+        </w:tc>
+        <w:tc>
+          <w:p>
+            <w:pPr>
+              <w:pStyle w:val="Compact"/>
+              <w:jc w:val="left"/>
+            </w:pPr>
+            <w:r>
+              <w:t xml:space="preserve">[SEC] Reminder only for active senders</w:t>
+            </w:r>
+          </w:p>
+        </w:tc>
+        <w:tc>
+          <w:p>
+            <w:pPr>
+              <w:pStyle w:val="Compact"/>
+              <w:jc w:val="left"/>
+            </w:pPr>
+            <w:r>
+              <w:t xml:space="preserve">If sender's sub is cancelled+expired, cron does</w:t>
             </w:r>
             <w:r>
               <w:t xml:space="preserve"> </w:t>
@@ -4326,54 +4784,420 @@
               <w:rPr>
                 <w:b/>
               </w:rPr>
-              <w:t xml:space="preserve">eligible pack</w:t>
-            </w:r>
-            <w:r>
-              <w:t xml:space="preserve"> </w:t>
-            </w:r>
-            <w:r>
-              <w:t xml:space="preserve">(&lt;50% used, within 30 days)</w:t>
-            </w:r>
-          </w:p>
-        </w:tc>
-        <w:tc>
-          <w:p>
-            <w:pPr>
-              <w:pStyle w:val="Compact"/>
-              <w:jc w:val="left"/>
-            </w:pPr>
-            <w:r>
-              <w:t xml:space="preserve">Preview shows eligible + summary; on confirm, request email reaches support</w:t>
-            </w:r>
-          </w:p>
-        </w:tc>
-        <w:tc>
-          <w:p/>
-        </w:tc>
-        <w:tc>
-          <w:p/>
-        </w:tc>
-      </w:tr>
-      <w:tr>
-        <w:tc>
-          <w:p>
-            <w:pPr>
-              <w:pStyle w:val="Compact"/>
-              <w:jc w:val="left"/>
-            </w:pPr>
-            <w:r>
-              <w:t xml:space="preserve">7.2</w:t>
-            </w:r>
-          </w:p>
-        </w:tc>
-        <w:tc>
-          <w:p>
-            <w:pPr>
-              <w:pStyle w:val="Compact"/>
-              <w:jc w:val="left"/>
-            </w:pPr>
-            <w:r>
-              <w:t xml:space="preserve">Refund request —</w:t>
+              <w:t xml:space="preserve">not</w:t>
+            </w:r>
+            <w:r>
+              <w:t xml:space="preserve"> </w:t>
+            </w:r>
+            <w:r>
+              <w:t xml:space="preserve">send (re-checked at send time)</w:t>
+            </w:r>
+          </w:p>
+        </w:tc>
+        <w:tc>
+          <w:p/>
+        </w:tc>
+        <w:tc>
+          <w:p/>
+        </w:tc>
+      </w:tr>
+      <w:tr>
+        <w:tc>
+          <w:p>
+            <w:pPr>
+              <w:pStyle w:val="Compact"/>
+              <w:jc w:val="left"/>
+            </w:pPr>
+            <w:r>
+              <w:t xml:space="preserve">6.7</w:t>
+            </w:r>
+          </w:p>
+        </w:tc>
+        <w:tc>
+          <w:p>
+            <w:pPr>
+              <w:pStyle w:val="Compact"/>
+              <w:jc w:val="left"/>
+            </w:pPr>
+            <w:r>
+              <w:t xml:space="preserve">Custom numbering (Business sub only)</w:t>
+            </w:r>
+          </w:p>
+        </w:tc>
+        <w:tc>
+          <w:p>
+            <w:pPr>
+              <w:pStyle w:val="Compact"/>
+              <w:jc w:val="left"/>
+            </w:pPr>
+            <w:r>
+              <w:t xml:space="preserve">[SEC] Available only when</w:t>
+            </w:r>
+            <w:r>
+              <w:t xml:space="preserve"> </w:t>
+            </w:r>
+            <w:r>
+              <w:rPr>
+                <w:rStyle w:val="VerbatimChar"/>
+              </w:rPr>
+              <w:t xml:space="preserve">isActive &amp;&amp; effectivePlan==="business"</w:t>
+            </w:r>
+            <w:r>
+              <w:t xml:space="preserve"> </w:t>
+            </w:r>
+            <w:r>
+              <w:t xml:space="preserve">— NOT for Max Pack</w:t>
+            </w:r>
+          </w:p>
+        </w:tc>
+        <w:tc>
+          <w:p/>
+        </w:tc>
+        <w:tc>
+          <w:p/>
+        </w:tc>
+      </w:tr>
+      <w:tr>
+        <w:tc>
+          <w:p>
+            <w:pPr>
+              <w:pStyle w:val="Compact"/>
+              <w:jc w:val="left"/>
+            </w:pPr>
+            <w:r>
+              <w:t xml:space="preserve">6.8</w:t>
+            </w:r>
+          </w:p>
+        </w:tc>
+        <w:tc>
+          <w:p>
+            <w:pPr>
+              <w:pStyle w:val="Compact"/>
+              <w:jc w:val="left"/>
+            </w:pPr>
+            <w:r>
+              <w:t xml:space="preserve">Template tokens</w:t>
+            </w:r>
+          </w:p>
+        </w:tc>
+        <w:tc>
+          <w:p>
+            <w:pPr>
+              <w:pStyle w:val="Compact"/>
+              <w:jc w:val="left"/>
+            </w:pPr>
+            <w:r>
+              <w:rPr>
+                <w:rStyle w:val="VerbatimChar"/>
+              </w:rPr>
+              <w:t xml:space="preserve">{PREFIX}</w:t>
+            </w:r>
+            <w:r>
+              <w:t xml:space="preserve">,</w:t>
+            </w:r>
+            <w:r>
+              <w:t xml:space="preserve"> </w:t>
+            </w:r>
+            <w:r>
+              <w:rPr>
+                <w:rStyle w:val="VerbatimChar"/>
+              </w:rPr>
+              <w:t xml:space="preserve">{YYYY}</w:t>
+            </w:r>
+            <w:r>
+              <w:t xml:space="preserve">,</w:t>
+            </w:r>
+            <w:r>
+              <w:t xml:space="preserve"> </w:t>
+            </w:r>
+            <w:r>
+              <w:rPr>
+                <w:rStyle w:val="VerbatimChar"/>
+              </w:rPr>
+              <w:t xml:space="preserve">{YY}</w:t>
+            </w:r>
+            <w:r>
+              <w:t xml:space="preserve">,</w:t>
+            </w:r>
+            <w:r>
+              <w:t xml:space="preserve"> </w:t>
+            </w:r>
+            <w:r>
+              <w:rPr>
+                <w:rStyle w:val="VerbatimChar"/>
+              </w:rPr>
+              <w:t xml:space="preserve">{MM}</w:t>
+            </w:r>
+            <w:r>
+              <w:t xml:space="preserve">,</w:t>
+            </w:r>
+            <w:r>
+              <w:t xml:space="preserve"> </w:t>
+            </w:r>
+            <w:r>
+              <w:rPr>
+                <w:rStyle w:val="VerbatimChar"/>
+              </w:rPr>
+              <w:t xml:space="preserve">{SEQ:N}</w:t>
+            </w:r>
+            <w:r>
+              <w:t xml:space="preserve"> </w:t>
+            </w:r>
+            <w:r>
+              <w:t xml:space="preserve">all render correctly in live preview + on the invoice</w:t>
+            </w:r>
+          </w:p>
+        </w:tc>
+        <w:tc>
+          <w:p/>
+        </w:tc>
+        <w:tc>
+          <w:p/>
+        </w:tc>
+      </w:tr>
+      <w:tr>
+        <w:tc>
+          <w:p>
+            <w:pPr>
+              <w:pStyle w:val="Compact"/>
+              <w:jc w:val="left"/>
+            </w:pPr>
+            <w:r>
+              <w:t xml:space="preserve">6.9</w:t>
+            </w:r>
+          </w:p>
+        </w:tc>
+        <w:tc>
+          <w:p>
+            <w:pPr>
+              <w:pStyle w:val="Compact"/>
+              <w:jc w:val="left"/>
+            </w:pPr>
+            <w:r>
+              <w:t xml:space="preserve">Sequence advance</w:t>
+            </w:r>
+          </w:p>
+        </w:tc>
+        <w:tc>
+          <w:p>
+            <w:pPr>
+              <w:pStyle w:val="Compact"/>
+              <w:jc w:val="left"/>
+            </w:pPr>
+            <w:r>
+              <w:t xml:space="preserve">Each new invoice increments</w:t>
+            </w:r>
+            <w:r>
+              <w:t xml:space="preserve"> </w:t>
+            </w:r>
+            <w:r>
+              <w:rPr>
+                <w:rStyle w:val="VerbatimChar"/>
+              </w:rPr>
+              <w:t xml:space="preserve">last_seq</w:t>
+            </w:r>
+            <w:r>
+              <w:t xml:space="preserve">; preview matches generated number</w:t>
+            </w:r>
+          </w:p>
+        </w:tc>
+        <w:tc>
+          <w:p/>
+        </w:tc>
+        <w:tc>
+          <w:p/>
+        </w:tc>
+      </w:tr>
+      <w:tr>
+        <w:tc>
+          <w:p>
+            <w:pPr>
+              <w:pStyle w:val="Compact"/>
+              <w:jc w:val="left"/>
+            </w:pPr>
+            <w:r>
+              <w:t xml:space="preserve">6.10</w:t>
+            </w:r>
+          </w:p>
+        </w:tc>
+        <w:tc>
+          <w:p>
+            <w:pPr>
+              <w:pStyle w:val="Compact"/>
+              <w:jc w:val="left"/>
+            </w:pPr>
+            <w:r>
+              <w:t xml:space="preserve">Yearly auto-reset</w:t>
+            </w:r>
+          </w:p>
+        </w:tc>
+        <w:tc>
+          <w:p>
+            <w:pPr>
+              <w:pStyle w:val="Compact"/>
+              <w:jc w:val="left"/>
+            </w:pPr>
+            <w:r>
+              <w:t xml:space="preserve">Crossing into a new calendar year resets</w:t>
+            </w:r>
+            <w:r>
+              <w:t xml:space="preserve"> </w:t>
+            </w:r>
+            <w:r>
+              <w:rPr>
+                <w:rStyle w:val="VerbatimChar"/>
+              </w:rPr>
+              <w:t xml:space="preserve">SEQ</w:t>
+            </w:r>
+            <w:r>
+              <w:t xml:space="preserve"> </w:t>
+            </w:r>
+            <w:r>
+              <w:t xml:space="preserve">(simulate via</w:t>
+            </w:r>
+            <w:r>
+              <w:t xml:space="preserve"> </w:t>
+            </w:r>
+            <w:r>
+              <w:rPr>
+                <w:rStyle w:val="VerbatimChar"/>
+              </w:rPr>
+              <w:t xml:space="preserve">last_year</w:t>
+            </w:r>
+            <w:r>
+              <w:t xml:space="preserve">)</w:t>
+            </w:r>
+          </w:p>
+        </w:tc>
+        <w:tc>
+          <w:p/>
+        </w:tc>
+        <w:tc>
+          <w:p/>
+        </w:tc>
+      </w:tr>
+      <w:tr>
+        <w:tc>
+          <w:p>
+            <w:pPr>
+              <w:pStyle w:val="Compact"/>
+              <w:jc w:val="left"/>
+            </w:pPr>
+            <w:r>
+              <w:t xml:space="preserve">6.11</w:t>
+            </w:r>
+          </w:p>
+        </w:tc>
+        <w:tc>
+          <w:p>
+            <w:pPr>
+              <w:pStyle w:val="Compact"/>
+              <w:jc w:val="left"/>
+            </w:pPr>
+            <w:r>
+              <w:t xml:space="preserve">"Next number" field</w:t>
+            </w:r>
+          </w:p>
+        </w:tc>
+        <w:tc>
+          <w:p>
+            <w:pPr>
+              <w:pStyle w:val="Compact"/>
+              <w:jc w:val="left"/>
+            </w:pPr>
+            <w:r>
+              <w:t xml:space="preserve">Setting the starting sequence takes effect on the next invoice</w:t>
+            </w:r>
+          </w:p>
+        </w:tc>
+        <w:tc>
+          <w:p/>
+        </w:tc>
+        <w:tc>
+          <w:p/>
+        </w:tc>
+      </w:tr>
+      <w:tr>
+        <w:tc>
+          <w:p>
+            <w:pPr>
+              <w:pStyle w:val="Compact"/>
+              <w:jc w:val="left"/>
+            </w:pPr>
+            <w:r>
+              <w:t xml:space="preserve">6.12</w:t>
+            </w:r>
+          </w:p>
+        </w:tc>
+        <w:tc>
+          <w:p>
+            <w:pPr>
+              <w:pStyle w:val="Compact"/>
+              <w:jc w:val="left"/>
+            </w:pPr>
+            <w:r>
+              <w:t xml:space="preserve">Lock (</w:t>
+            </w:r>
+            <w:r>
+              <w:rPr>
+                <w:rStyle w:val="VerbatimChar"/>
+              </w:rPr>
+              <w:t xml:space="preserve">allow_override=false</w:t>
+            </w:r>
+            <w:r>
+              <w:t xml:space="preserve">)</w:t>
+            </w:r>
+          </w:p>
+        </w:tc>
+        <w:tc>
+          <w:p>
+            <w:pPr>
+              <w:pStyle w:val="Compact"/>
+              <w:jc w:val="left"/>
+            </w:pPr>
+            <w:r>
+              <w:t xml:space="preserve">Per-invoice number field is not hand-editable when locked</w:t>
+            </w:r>
+          </w:p>
+        </w:tc>
+        <w:tc>
+          <w:p/>
+        </w:tc>
+        <w:tc>
+          <w:p/>
+        </w:tc>
+      </w:tr>
+      <w:tr>
+        <w:tc>
+          <w:p>
+            <w:pPr>
+              <w:pStyle w:val="Compact"/>
+              <w:jc w:val="left"/>
+            </w:pPr>
+            <w:r>
+              <w:t xml:space="preserve">6.13</w:t>
+            </w:r>
+          </w:p>
+        </w:tc>
+        <w:tc>
+          <w:p>
+            <w:pPr>
+              <w:pStyle w:val="Compact"/>
+              <w:jc w:val="left"/>
+            </w:pPr>
+            <w:r>
+              <w:t xml:space="preserve">Flip-bug regression</w:t>
+            </w:r>
+          </w:p>
+        </w:tc>
+        <w:tc>
+          <w:p>
+            <w:pPr>
+              <w:pStyle w:val="Compact"/>
+              <w:jc w:val="left"/>
+            </w:pPr>
+            <w:r>
+              <w:t xml:space="preserve">Legacy count-based default does</w:t>
             </w:r>
             <w:r>
               <w:t xml:space="preserve"> </w:t>
@@ -4382,378 +5206,13 @@
               <w:rPr>
                 <w:b/>
               </w:rPr>
-              <w:t xml:space="preserve">pack &gt;50% used</w:t>
-            </w:r>
-          </w:p>
-        </w:tc>
-        <w:tc>
-          <w:p>
-            <w:pPr>
-              <w:pStyle w:val="Compact"/>
-              <w:jc w:val="left"/>
-            </w:pPr>
-            <w:r>
-              <w:t xml:space="preserve">Denied with the "more than half used" reason</w:t>
-            </w:r>
-          </w:p>
-        </w:tc>
-        <w:tc>
-          <w:p/>
-        </w:tc>
-        <w:tc>
-          <w:p/>
-        </w:tc>
-      </w:tr>
-      <w:tr>
-        <w:tc>
-          <w:p>
-            <w:pPr>
-              <w:pStyle w:val="Compact"/>
-              <w:jc w:val="left"/>
-            </w:pPr>
-            <w:r>
-              <w:t xml:space="preserve">7.3</w:t>
-            </w:r>
-          </w:p>
-        </w:tc>
-        <w:tc>
-          <w:p>
-            <w:pPr>
-              <w:pStyle w:val="Compact"/>
-              <w:jc w:val="left"/>
-            </w:pPr>
-            <w:r>
-              <w:t xml:space="preserve">Refund request —</w:t>
-            </w:r>
-            <w:r>
-              <w:t xml:space="preserve"> </w:t>
-            </w:r>
-            <w:r>
-              <w:rPr>
-                <w:b/>
-              </w:rPr>
-              <w:t xml:space="preserve">outside 30 days</w:t>
-            </w:r>
-          </w:p>
-        </w:tc>
-        <w:tc>
-          <w:p>
-            <w:pPr>
-              <w:pStyle w:val="Compact"/>
-              <w:jc w:val="left"/>
-            </w:pPr>
-            <w:r>
-              <w:t xml:space="preserve">Denied with the window reason</w:t>
-            </w:r>
-          </w:p>
-        </w:tc>
-        <w:tc>
-          <w:p/>
-        </w:tc>
-        <w:tc>
-          <w:p/>
-        </w:tc>
-      </w:tr>
-      <w:tr>
-        <w:tc>
-          <w:p>
-            <w:pPr>
-              <w:pStyle w:val="Compact"/>
-              <w:jc w:val="left"/>
-            </w:pPr>
-            <w:r>
-              <w:t xml:space="preserve">7.4</w:t>
-            </w:r>
-          </w:p>
-        </w:tc>
-        <w:tc>
-          <w:p>
-            <w:pPr>
-              <w:pStyle w:val="Compact"/>
-              <w:jc w:val="left"/>
-            </w:pPr>
-            <w:r>
-              <w:t xml:space="preserve">Approve a</w:t>
-            </w:r>
-            <w:r>
-              <w:t xml:space="preserve"> </w:t>
-            </w:r>
-            <w:r>
-              <w:rPr>
-                <w:b/>
-              </w:rPr>
-              <w:t xml:space="preserve">pack</w:t>
-            </w:r>
-            <w:r>
-              <w:t xml:space="preserve"> </w:t>
-            </w:r>
-            <w:r>
-              <w:t xml:space="preserve">refund in Paddle</w:t>
-            </w:r>
-          </w:p>
-        </w:tc>
-        <w:tc>
-          <w:p>
-            <w:pPr>
-              <w:pStyle w:val="Compact"/>
-              <w:jc w:val="left"/>
-            </w:pPr>
-            <w:r>
-              <w:t xml:space="preserve">Webhook auto-revokes that pack's credits; at 0 credits user reverts to Free</w:t>
-            </w:r>
-          </w:p>
-        </w:tc>
-        <w:tc>
-          <w:p/>
-        </w:tc>
-        <w:tc>
-          <w:p/>
-        </w:tc>
-      </w:tr>
-      <w:tr>
-        <w:tc>
-          <w:p>
-            <w:pPr>
-              <w:pStyle w:val="Compact"/>
-              <w:jc w:val="left"/>
-            </w:pPr>
-            <w:r>
-              <w:t xml:space="preserve">7.5</w:t>
-            </w:r>
-          </w:p>
-        </w:tc>
-        <w:tc>
-          <w:p>
-            <w:pPr>
-              <w:pStyle w:val="Compact"/>
-              <w:jc w:val="left"/>
-            </w:pPr>
-            <w:r>
-              <w:t xml:space="preserve">Approve a</w:t>
-            </w:r>
-            <w:r>
-              <w:t xml:space="preserve"> </w:t>
-            </w:r>
-            <w:r>
-              <w:rPr>
-                <w:b/>
-              </w:rPr>
-              <w:t xml:space="preserve">subscription</w:t>
-            </w:r>
-            <w:r>
-              <w:t xml:space="preserve"> </w:t>
-            </w:r>
-            <w:r>
-              <w:t xml:space="preserve">refund in Paddle</w:t>
-            </w:r>
-          </w:p>
-        </w:tc>
-        <w:tc>
-          <w:p>
-            <w:pPr>
-              <w:pStyle w:val="Compact"/>
-              <w:jc w:val="left"/>
-            </w:pPr>
-            <w:r>
-              <w:t xml:space="preserve">Access ends</w:t>
-            </w:r>
-            <w:r>
-              <w:t xml:space="preserve"> </w:t>
-            </w:r>
-            <w:r>
-              <w:rPr>
-                <w:b/>
-              </w:rPr>
-              <w:t xml:space="preserve">immediately</w:t>
-            </w:r>
-            <w:r>
-              <w:t xml:space="preserve"> </w:t>
-            </w:r>
-            <w:r>
-              <w:t xml:space="preserve">(</w:t>
-            </w:r>
-            <w:r>
-              <w:rPr>
-                <w:rStyle w:val="VerbatimChar"/>
-              </w:rPr>
-              <w:t xml:space="preserve">status=cancelled</w:t>
-            </w:r>
-            <w:r>
-              <w:t xml:space="preserve">,</w:t>
-            </w:r>
-            <w:r>
-              <w:t xml:space="preserve"> </w:t>
-            </w:r>
-            <w:r>
-              <w:rPr>
-                <w:rStyle w:val="VerbatimChar"/>
-              </w:rPr>
-              <w:t xml:space="preserve">current_period_end=null</w:t>
-            </w:r>
-            <w:r>
-              <w:t xml:space="preserve">)</w:t>
-            </w:r>
-          </w:p>
-        </w:tc>
-        <w:tc>
-          <w:p/>
-        </w:tc>
-        <w:tc>
-          <w:p/>
-        </w:tc>
-      </w:tr>
-      <w:tr>
-        <w:tc>
-          <w:p>
-            <w:pPr>
-              <w:pStyle w:val="Compact"/>
-              <w:jc w:val="left"/>
-            </w:pPr>
-            <w:r>
-              <w:t xml:space="preserve">7.6</w:t>
-            </w:r>
-          </w:p>
-        </w:tc>
-        <w:tc>
-          <w:p>
-            <w:pPr>
-              <w:pStyle w:val="Compact"/>
-              <w:jc w:val="left"/>
-            </w:pPr>
-            <w:r>
-              <w:t xml:space="preserve">Refund idempotency</w:t>
-            </w:r>
-          </w:p>
-        </w:tc>
-        <w:tc>
-          <w:p>
-            <w:pPr>
-              <w:pStyle w:val="Compact"/>
-              <w:jc w:val="left"/>
-            </w:pPr>
-            <w:r>
-              <w:rPr>
-                <w:rStyle w:val="VerbatimChar"/>
-              </w:rPr>
-              <w:t xml:space="preserve">adjustment.created</w:t>
-            </w:r>
-            <w:r>
-              <w:t xml:space="preserve"> </w:t>
-            </w:r>
-            <w:r>
-              <w:t xml:space="preserve">+</w:t>
-            </w:r>
-            <w:r>
-              <w:t xml:space="preserve"> </w:t>
-            </w:r>
-            <w:r>
-              <w:rPr>
-                <w:rStyle w:val="VerbatimChar"/>
-              </w:rPr>
-              <w:t xml:space="preserve">adjustment.updated</w:t>
-            </w:r>
-            <w:r>
-              <w:t xml:space="preserve"> </w:t>
-            </w:r>
-            <w:r>
-              <w:t xml:space="preserve">for the same id revoke</w:t>
-            </w:r>
-            <w:r>
-              <w:t xml:space="preserve"> </w:t>
-            </w:r>
-            <w:r>
-              <w:rPr>
-                <w:b/>
-              </w:rPr>
-              <w:t xml:space="preserve">once</w:t>
-            </w:r>
-            <w:r>
-              <w:t xml:space="preserve"> </w:t>
-            </w:r>
-            <w:r>
-              <w:t xml:space="preserve">only</w:t>
-            </w:r>
-          </w:p>
-        </w:tc>
-        <w:tc>
-          <w:p/>
-        </w:tc>
-        <w:tc>
-          <w:p/>
-        </w:tc>
-      </w:tr>
-      <w:tr>
-        <w:tc>
-          <w:p>
-            <w:pPr>
-              <w:pStyle w:val="Compact"/>
-              <w:jc w:val="left"/>
-            </w:pPr>
-            <w:r>
-              <w:t xml:space="preserve">7.7</w:t>
-            </w:r>
-          </w:p>
-        </w:tc>
-        <w:tc>
-          <w:p>
-            <w:pPr>
-              <w:pStyle w:val="Compact"/>
-              <w:jc w:val="left"/>
-            </w:pPr>
-            <w:r>
-              <w:t xml:space="preserve">Return-to-free after refund</w:t>
-            </w:r>
-          </w:p>
-        </w:tc>
-        <w:tc>
-          <w:p>
-            <w:pPr>
-              <w:pStyle w:val="Compact"/>
-              <w:jc w:val="left"/>
-            </w:pPr>
-            <w:r>
-              <w:t xml:space="preserve">Free rules re-apply; user with &gt;5 lifetime invoices is blocked from new ones (by design)</w:t>
-            </w:r>
-          </w:p>
-        </w:tc>
-        <w:tc>
-          <w:p/>
-        </w:tc>
-        <w:tc>
-          <w:p/>
-        </w:tc>
-      </w:tr>
-      <w:tr>
-        <w:tc>
-          <w:p>
-            <w:pPr>
-              <w:pStyle w:val="Compact"/>
-              <w:jc w:val="left"/>
-            </w:pPr>
-            <w:r>
-              <w:t xml:space="preserve">7.8</w:t>
-            </w:r>
-          </w:p>
-        </w:tc>
-        <w:tc>
-          <w:p>
-            <w:pPr>
-              <w:pStyle w:val="Compact"/>
-              <w:jc w:val="left"/>
-            </w:pPr>
-            <w:r>
-              <w:t xml:space="preserve">Refund policy copy</w:t>
-            </w:r>
-          </w:p>
-        </w:tc>
-        <w:tc>
-          <w:p>
-            <w:pPr>
-              <w:pStyle w:val="Compact"/>
-              <w:jc w:val="left"/>
-            </w:pPr>
-            <w:r>
-              <w:t xml:space="preserve">Matches across pricing FAQ, support banner, and Billing (30-day / 50%)</w:t>
+              <w:t xml:space="preserve">not</w:t>
+            </w:r>
+            <w:r>
+              <w:t xml:space="preserve"> </w:t>
+            </w:r>
+            <w:r>
+              <w:t xml:space="preserve">overwrite the template number</w:t>
             </w:r>
           </w:p>
         </w:tc>
@@ -4776,9 +5235,9 @@
       <w:pPr>
         <w:pStyle w:val="Heading2"/>
       </w:pPr>
-      <w:bookmarkStart w:id="29" w:name="X992f45283adbeaac928009d24cf9cefc43929d2"/>
-      <w:r>
-        <w:t xml:space="preserve">8. Security regression checks [SEC] — treat any failure as a launch blocker</w:t>
+      <w:bookmarkStart w:id="29" w:name="X93532dc27e5397ef5b5a9eb1157c13063cd3511"/>
+      <w:r>
+        <w:t xml:space="preserve">7. Billing lifecycle &amp; refunds [$]</w:t>
       </w:r>
       <w:bookmarkEnd w:id="29"/>
     </w:p>
@@ -4887,614 +5346,454 @@
               <w:jc w:val="left"/>
             </w:pPr>
             <w:r>
-              <w:t xml:space="preserve">8.1</w:t>
-            </w:r>
-          </w:p>
-        </w:tc>
-        <w:tc>
-          <w:p>
-            <w:pPr>
-              <w:pStyle w:val="Compact"/>
-              <w:jc w:val="left"/>
-            </w:pPr>
-            <w:r>
-              <w:t xml:space="preserve">In the browser console as a logged-in user, run:</w:t>
-            </w:r>
-            <w:r>
-              <w:t xml:space="preserve"> </w:t>
+              <w:t xml:space="preserve">7.1</w:t>
+            </w:r>
+          </w:p>
+        </w:tc>
+        <w:tc>
+          <w:p>
+            <w:pPr>
+              <w:pStyle w:val="Compact"/>
+              <w:jc w:val="left"/>
+            </w:pPr>
+            <w:r>
+              <w:t xml:space="preserve">Refund request —</w:t>
+            </w:r>
+            <w:r>
+              <w:t xml:space="preserve"> </w:t>
+            </w:r>
+            <w:r>
+              <w:rPr>
+                <w:b/>
+              </w:rPr>
+              <w:t xml:space="preserve">eligible pack</w:t>
+            </w:r>
+            <w:r>
+              <w:t xml:space="preserve"> </w:t>
+            </w:r>
+            <w:r>
+              <w:t xml:space="preserve">(&lt;50% used, within 30 days)</w:t>
+            </w:r>
+          </w:p>
+        </w:tc>
+        <w:tc>
+          <w:p>
+            <w:pPr>
+              <w:pStyle w:val="Compact"/>
+              <w:jc w:val="left"/>
+            </w:pPr>
+            <w:r>
+              <w:t xml:space="preserve">Preview shows eligible + summary; on confirm, request email reaches support</w:t>
+            </w:r>
+          </w:p>
+        </w:tc>
+        <w:tc>
+          <w:p/>
+        </w:tc>
+        <w:tc>
+          <w:p/>
+        </w:tc>
+      </w:tr>
+      <w:tr>
+        <w:tc>
+          <w:p>
+            <w:pPr>
+              <w:pStyle w:val="Compact"/>
+              <w:jc w:val="left"/>
+            </w:pPr>
+            <w:r>
+              <w:t xml:space="preserve">7.2</w:t>
+            </w:r>
+          </w:p>
+        </w:tc>
+        <w:tc>
+          <w:p>
+            <w:pPr>
+              <w:pStyle w:val="Compact"/>
+              <w:jc w:val="left"/>
+            </w:pPr>
+            <w:r>
+              <w:t xml:space="preserve">Refund request —</w:t>
+            </w:r>
+            <w:r>
+              <w:t xml:space="preserve"> </w:t>
+            </w:r>
+            <w:r>
+              <w:rPr>
+                <w:b/>
+              </w:rPr>
+              <w:t xml:space="preserve">pack &gt;50% used</w:t>
+            </w:r>
+          </w:p>
+        </w:tc>
+        <w:tc>
+          <w:p>
+            <w:pPr>
+              <w:pStyle w:val="Compact"/>
+              <w:jc w:val="left"/>
+            </w:pPr>
+            <w:r>
+              <w:t xml:space="preserve">Denied with the "more than half used" reason</w:t>
+            </w:r>
+          </w:p>
+        </w:tc>
+        <w:tc>
+          <w:p/>
+        </w:tc>
+        <w:tc>
+          <w:p/>
+        </w:tc>
+      </w:tr>
+      <w:tr>
+        <w:tc>
+          <w:p>
+            <w:pPr>
+              <w:pStyle w:val="Compact"/>
+              <w:jc w:val="left"/>
+            </w:pPr>
+            <w:r>
+              <w:t xml:space="preserve">7.3</w:t>
+            </w:r>
+          </w:p>
+        </w:tc>
+        <w:tc>
+          <w:p>
+            <w:pPr>
+              <w:pStyle w:val="Compact"/>
+              <w:jc w:val="left"/>
+            </w:pPr>
+            <w:r>
+              <w:t xml:space="preserve">Refund request —</w:t>
+            </w:r>
+            <w:r>
+              <w:t xml:space="preserve"> </w:t>
+            </w:r>
+            <w:r>
+              <w:rPr>
+                <w:b/>
+              </w:rPr>
+              <w:t xml:space="preserve">outside 30 days</w:t>
+            </w:r>
+          </w:p>
+        </w:tc>
+        <w:tc>
+          <w:p>
+            <w:pPr>
+              <w:pStyle w:val="Compact"/>
+              <w:jc w:val="left"/>
+            </w:pPr>
+            <w:r>
+              <w:t xml:space="preserve">Denied with the window reason</w:t>
+            </w:r>
+          </w:p>
+        </w:tc>
+        <w:tc>
+          <w:p/>
+        </w:tc>
+        <w:tc>
+          <w:p/>
+        </w:tc>
+      </w:tr>
+      <w:tr>
+        <w:tc>
+          <w:p>
+            <w:pPr>
+              <w:pStyle w:val="Compact"/>
+              <w:jc w:val="left"/>
+            </w:pPr>
+            <w:r>
+              <w:t xml:space="preserve">7.4</w:t>
+            </w:r>
+          </w:p>
+        </w:tc>
+        <w:tc>
+          <w:p>
+            <w:pPr>
+              <w:pStyle w:val="Compact"/>
+              <w:jc w:val="left"/>
+            </w:pPr>
+            <w:r>
+              <w:t xml:space="preserve">Approve a</w:t>
+            </w:r>
+            <w:r>
+              <w:t xml:space="preserve"> </w:t>
+            </w:r>
+            <w:r>
+              <w:rPr>
+                <w:b/>
+              </w:rPr>
+              <w:t xml:space="preserve">pack</w:t>
+            </w:r>
+            <w:r>
+              <w:t xml:space="preserve"> </w:t>
+            </w:r>
+            <w:r>
+              <w:t xml:space="preserve">refund in Paddle</w:t>
+            </w:r>
+          </w:p>
+        </w:tc>
+        <w:tc>
+          <w:p>
+            <w:pPr>
+              <w:pStyle w:val="Compact"/>
+              <w:jc w:val="left"/>
+            </w:pPr>
+            <w:r>
+              <w:t xml:space="preserve">Webhook auto-revokes that pack's credits; at 0 credits user reverts to Free</w:t>
+            </w:r>
+          </w:p>
+        </w:tc>
+        <w:tc>
+          <w:p/>
+        </w:tc>
+        <w:tc>
+          <w:p/>
+        </w:tc>
+      </w:tr>
+      <w:tr>
+        <w:tc>
+          <w:p>
+            <w:pPr>
+              <w:pStyle w:val="Compact"/>
+              <w:jc w:val="left"/>
+            </w:pPr>
+            <w:r>
+              <w:t xml:space="preserve">7.5</w:t>
+            </w:r>
+          </w:p>
+        </w:tc>
+        <w:tc>
+          <w:p>
+            <w:pPr>
+              <w:pStyle w:val="Compact"/>
+              <w:jc w:val="left"/>
+            </w:pPr>
+            <w:r>
+              <w:t xml:space="preserve">Approve a</w:t>
+            </w:r>
+            <w:r>
+              <w:t xml:space="preserve"> </w:t>
+            </w:r>
+            <w:r>
+              <w:rPr>
+                <w:b/>
+              </w:rPr>
+              <w:t xml:space="preserve">subscription</w:t>
+            </w:r>
+            <w:r>
+              <w:t xml:space="preserve"> </w:t>
+            </w:r>
+            <w:r>
+              <w:t xml:space="preserve">refund in Paddle</w:t>
+            </w:r>
+          </w:p>
+        </w:tc>
+        <w:tc>
+          <w:p>
+            <w:pPr>
+              <w:pStyle w:val="Compact"/>
+              <w:jc w:val="left"/>
+            </w:pPr>
+            <w:r>
+              <w:t xml:space="preserve">Access ends</w:t>
+            </w:r>
+            <w:r>
+              <w:t xml:space="preserve"> </w:t>
+            </w:r>
+            <w:r>
+              <w:rPr>
+                <w:b/>
+              </w:rPr>
+              <w:t xml:space="preserve">immediately</w:t>
+            </w:r>
+            <w:r>
+              <w:t xml:space="preserve"> </w:t>
+            </w:r>
+            <w:r>
+              <w:t xml:space="preserve">(</w:t>
             </w:r>
             <w:r>
               <w:rPr>
                 <w:rStyle w:val="VerbatimChar"/>
               </w:rPr>
-              <w:t xml:space="preserve">await supabase.from('subscriptions').update({plan:'business',status:'active',invoice_credits:9999}).eq('user_id', (await supabase.auth.getUser()).data.user.id)</w:t>
-            </w:r>
-          </w:p>
-        </w:tc>
-        <w:tc>
-          <w:p>
-            <w:pPr>
-              <w:pStyle w:val="Compact"/>
-              <w:jc w:val="left"/>
-            </w:pPr>
+              <w:t xml:space="preserve">status=cancelled</w:t>
+            </w:r>
+            <w:r>
+              <w:t xml:space="preserve">,</w:t>
+            </w:r>
+            <w:r>
+              <w:t xml:space="preserve"> </w:t>
+            </w:r>
+            <w:r>
+              <w:rPr>
+                <w:rStyle w:val="VerbatimChar"/>
+              </w:rPr>
+              <w:t xml:space="preserve">current_period_end=null</w:t>
+            </w:r>
+            <w:r>
+              <w:t xml:space="preserve">)</w:t>
+            </w:r>
+          </w:p>
+        </w:tc>
+        <w:tc>
+          <w:p/>
+        </w:tc>
+        <w:tc>
+          <w:p/>
+        </w:tc>
+      </w:tr>
+      <w:tr>
+        <w:tc>
+          <w:p>
+            <w:pPr>
+              <w:pStyle w:val="Compact"/>
+              <w:jc w:val="left"/>
+            </w:pPr>
+            <w:r>
+              <w:t xml:space="preserve">7.6</w:t>
+            </w:r>
+          </w:p>
+        </w:tc>
+        <w:tc>
+          <w:p>
+            <w:pPr>
+              <w:pStyle w:val="Compact"/>
+              <w:jc w:val="left"/>
+            </w:pPr>
+            <w:r>
+              <w:t xml:space="preserve">Refund idempotency</w:t>
+            </w:r>
+          </w:p>
+        </w:tc>
+        <w:tc>
+          <w:p>
+            <w:pPr>
+              <w:pStyle w:val="Compact"/>
+              <w:jc w:val="left"/>
+            </w:pPr>
+            <w:r>
+              <w:rPr>
+                <w:rStyle w:val="VerbatimChar"/>
+              </w:rPr>
+              <w:t xml:space="preserve">adjustment.created</w:t>
+            </w:r>
+            <w:r>
+              <w:t xml:space="preserve"> </w:t>
+            </w:r>
+            <w:r>
+              <w:t xml:space="preserve">+</w:t>
+            </w:r>
+            <w:r>
+              <w:t xml:space="preserve"> </w:t>
+            </w:r>
+            <w:r>
+              <w:rPr>
+                <w:rStyle w:val="VerbatimChar"/>
+              </w:rPr>
+              <w:t xml:space="preserve">adjustment.updated</w:t>
+            </w:r>
+            <w:r>
+              <w:t xml:space="preserve"> </w:t>
+            </w:r>
+            <w:r>
+              <w:t xml:space="preserve">for the same id revoke</w:t>
+            </w:r>
+            <w:r>
+              <w:t xml:space="preserve"> </w:t>
+            </w:r>
             <w:r>
               <w:rPr>
                 <w:b/>
               </w:rPr>
-              <w:t xml:space="preserve">Fails</w:t>
-            </w:r>
-            <w:r>
-              <w:t xml:space="preserve"> </w:t>
-            </w:r>
-            <w:r>
-              <w:t xml:space="preserve">/ no rows updated (client UPDATE revoked). Plan does NOT change after reload</w:t>
-            </w:r>
-          </w:p>
-        </w:tc>
-        <w:tc>
-          <w:p/>
-        </w:tc>
-        <w:tc>
-          <w:p/>
-        </w:tc>
-      </w:tr>
-      <w:tr>
-        <w:tc>
-          <w:p>
-            <w:pPr>
-              <w:pStyle w:val="Compact"/>
-              <w:jc w:val="left"/>
-            </w:pPr>
-            <w:r>
-              <w:t xml:space="preserve">8.2</w:t>
-            </w:r>
-          </w:p>
-        </w:tc>
-        <w:tc>
-          <w:p>
-            <w:pPr>
-              <w:pStyle w:val="Compact"/>
-              <w:jc w:val="left"/>
-            </w:pPr>
-            <w:r>
-              <w:t xml:space="preserve">Console:</w:t>
-            </w:r>
-            <w:r>
-              <w:t xml:space="preserve"> </w:t>
-            </w:r>
-            <w:r>
-              <w:rPr>
-                <w:rStyle w:val="VerbatimChar"/>
-              </w:rPr>
-              <w:t xml:space="preserve">await supabase.from('subscriptions').select('*')</w:t>
-            </w:r>
-          </w:p>
-        </w:tc>
-        <w:tc>
-          <w:p>
-            <w:pPr>
-              <w:pStyle w:val="Compact"/>
-              <w:jc w:val="left"/>
-            </w:pPr>
-            <w:r>
-              <w:t xml:space="preserve">Returns</w:t>
-            </w:r>
-            <w:r>
-              <w:t xml:space="preserve"> </w:t>
-            </w:r>
-            <w:r>
-              <w:rPr>
-                <w:b/>
-              </w:rPr>
-              <w:t xml:space="preserve">only your own</w:t>
-            </w:r>
-            <w:r>
-              <w:t xml:space="preserve"> </w:t>
-            </w:r>
-            <w:r>
-              <w:t xml:space="preserve">row (no other users)</w:t>
-            </w:r>
-          </w:p>
-        </w:tc>
-        <w:tc>
-          <w:p/>
-        </w:tc>
-        <w:tc>
-          <w:p/>
-        </w:tc>
-      </w:tr>
-      <w:tr>
-        <w:tc>
-          <w:p>
-            <w:pPr>
-              <w:pStyle w:val="Compact"/>
-              <w:jc w:val="left"/>
-            </w:pPr>
-            <w:r>
-              <w:t xml:space="preserve">8.3</w:t>
-            </w:r>
-          </w:p>
-        </w:tc>
-        <w:tc>
-          <w:p>
-            <w:pPr>
-              <w:pStyle w:val="Compact"/>
-              <w:jc w:val="left"/>
-            </w:pPr>
-            <w:r>
-              <w:t xml:space="preserve">Console:</w:t>
-            </w:r>
-            <w:r>
-              <w:t xml:space="preserve"> </w:t>
-            </w:r>
-            <w:r>
-              <w:rPr>
-                <w:rStyle w:val="VerbatimChar"/>
-              </w:rPr>
-              <w:t xml:space="preserve">await supabase.from('invoices').select('*')</w:t>
-            </w:r>
-          </w:p>
-        </w:tc>
-        <w:tc>
-          <w:p>
-            <w:pPr>
-              <w:pStyle w:val="Compact"/>
-              <w:jc w:val="left"/>
-            </w:pPr>
-            <w:r>
-              <w:t xml:space="preserve">Returns</w:t>
-            </w:r>
-            <w:r>
-              <w:t xml:space="preserve"> </w:t>
-            </w:r>
-            <w:r>
-              <w:rPr>
-                <w:b/>
-              </w:rPr>
-              <w:t xml:space="preserve">only your own</w:t>
-            </w:r>
-            <w:r>
-              <w:t xml:space="preserve"> </w:t>
-            </w:r>
-            <w:r>
-              <w:t xml:space="preserve">invoices</w:t>
-            </w:r>
-          </w:p>
-        </w:tc>
-        <w:tc>
-          <w:p/>
-        </w:tc>
-        <w:tc>
-          <w:p/>
-        </w:tc>
-      </w:tr>
-      <w:tr>
-        <w:tc>
-          <w:p>
-            <w:pPr>
-              <w:pStyle w:val="Compact"/>
-              <w:jc w:val="left"/>
-            </w:pPr>
-            <w:r>
-              <w:t xml:space="preserve">8.4</w:t>
-            </w:r>
-          </w:p>
-        </w:tc>
-        <w:tc>
-          <w:p>
-            <w:pPr>
-              <w:pStyle w:val="Compact"/>
-              <w:jc w:val="left"/>
-            </w:pPr>
-            <w:r>
-              <w:t xml:space="preserve">Console: try</w:t>
-            </w:r>
-            <w:r>
-              <w:t xml:space="preserve"> </w:t>
-            </w:r>
-            <w:r>
-              <w:rPr>
-                <w:rStyle w:val="VerbatimChar"/>
-              </w:rPr>
-              <w:t xml:space="preserve">supabase.from('subscriptions').delete()</w:t>
-            </w:r>
-            <w:r>
-              <w:t xml:space="preserve"> </w:t>
-            </w:r>
-            <w:r>
-              <w:t xml:space="preserve">on any row</w:t>
-            </w:r>
-          </w:p>
-        </w:tc>
-        <w:tc>
-          <w:p>
-            <w:pPr>
-              <w:pStyle w:val="Compact"/>
-              <w:jc w:val="left"/>
-            </w:pPr>
-            <w:r>
-              <w:rPr>
-                <w:b/>
-              </w:rPr>
-              <w:t xml:space="preserve">Fails</w:t>
-            </w:r>
-            <w:r>
-              <w:t xml:space="preserve"> </w:t>
-            </w:r>
-            <w:r>
-              <w:t xml:space="preserve">(no client delete)</w:t>
-            </w:r>
-          </w:p>
-        </w:tc>
-        <w:tc>
-          <w:p/>
-        </w:tc>
-        <w:tc>
-          <w:p/>
-        </w:tc>
-      </w:tr>
-      <w:tr>
-        <w:tc>
-          <w:p>
-            <w:pPr>
-              <w:pStyle w:val="Compact"/>
-              <w:jc w:val="left"/>
-            </w:pPr>
-            <w:r>
-              <w:t xml:space="preserve">8.5</w:t>
-            </w:r>
-          </w:p>
-        </w:tc>
-        <w:tc>
-          <w:p>
-            <w:pPr>
-              <w:pStyle w:val="Compact"/>
-              <w:jc w:val="left"/>
-            </w:pPr>
-            <w:r>
-              <w:t xml:space="preserve">Unauthenticated: hit the REST API with just the public anon key for</w:t>
-            </w:r>
-            <w:r>
-              <w:t xml:space="preserve"> </w:t>
-            </w:r>
-            <w:r>
-              <w:rPr>
-                <w:rStyle w:val="VerbatimChar"/>
-              </w:rPr>
-              <w:t xml:space="preserve">/rest/v1/invoices?select=*</w:t>
-            </w:r>
-          </w:p>
-        </w:tc>
-        <w:tc>
-          <w:p>
-            <w:pPr>
-              <w:pStyle w:val="Compact"/>
-              <w:jc w:val="left"/>
-            </w:pPr>
-            <w:r>
-              <w:t xml:space="preserve">Returns</w:t>
-            </w:r>
-            <w:r>
-              <w:t xml:space="preserve"> </w:t>
-            </w:r>
-            <w:r>
-              <w:rPr>
-                <w:b/>
-              </w:rPr>
-              <w:t xml:space="preserve">no</w:t>
-            </w:r>
-            <w:r>
-              <w:t xml:space="preserve"> </w:t>
-            </w:r>
-            <w:r>
-              <w:t xml:space="preserve">cross-tenant data (empty / only permitted)</w:t>
-            </w:r>
-          </w:p>
-        </w:tc>
-        <w:tc>
-          <w:p/>
-        </w:tc>
-        <w:tc>
-          <w:p/>
-        </w:tc>
-      </w:tr>
-      <w:tr>
-        <w:tc>
-          <w:p>
-            <w:pPr>
-              <w:pStyle w:val="Compact"/>
-              <w:jc w:val="left"/>
-            </w:pPr>
-            <w:r>
-              <w:t xml:space="preserve">8.6</w:t>
-            </w:r>
-          </w:p>
-        </w:tc>
-        <w:tc>
-          <w:p>
-            <w:pPr>
-              <w:pStyle w:val="Compact"/>
-              <w:jc w:val="left"/>
-            </w:pPr>
-            <w:r>
-              <w:t xml:space="preserve">Support form: submit</w:t>
-            </w:r>
-            <w:r>
-              <w:t xml:space="preserve"> </w:t>
-            </w:r>
-            <w:r>
-              <w:rPr>
-                <w:rStyle w:val="VerbatimChar"/>
-              </w:rPr>
-              <w:t xml:space="preserve">&lt;b&gt;test&lt;/b&gt;</w:t>
-            </w:r>
-            <w:r>
-              <w:t xml:space="preserve"> </w:t>
-            </w:r>
-            <w:r>
-              <w:t xml:space="preserve">in a field, check the received email</w:t>
-            </w:r>
-          </w:p>
-        </w:tc>
-        <w:tc>
-          <w:p>
-            <w:pPr>
-              <w:pStyle w:val="Compact"/>
-              <w:jc w:val="left"/>
-            </w:pPr>
-            <w:r>
-              <w:t xml:space="preserve">Renders as literal text, not bold (HTML escaped)</w:t>
-            </w:r>
-          </w:p>
-        </w:tc>
-        <w:tc>
-          <w:p/>
-        </w:tc>
-        <w:tc>
-          <w:p/>
-        </w:tc>
-      </w:tr>
-      <w:tr>
-        <w:tc>
-          <w:p>
-            <w:pPr>
-              <w:pStyle w:val="Compact"/>
-              <w:jc w:val="left"/>
-            </w:pPr>
-            <w:r>
-              <w:t xml:space="preserve">8.7</w:t>
-            </w:r>
-          </w:p>
-        </w:tc>
-        <w:tc>
-          <w:p>
-            <w:pPr>
-              <w:pStyle w:val="Compact"/>
-              <w:jc w:val="left"/>
-            </w:pPr>
-            <w:r>
-              <w:t xml:space="preserve">Support form: submit 6+ times quickly from one IP</w:t>
-            </w:r>
-          </w:p>
-        </w:tc>
-        <w:tc>
-          <w:p>
-            <w:pPr>
-              <w:pStyle w:val="Compact"/>
-              <w:jc w:val="left"/>
-            </w:pPr>
-            <w:r>
-              <w:t xml:space="preserve">6th returns</w:t>
-            </w:r>
-            <w:r>
-              <w:t xml:space="preserve"> </w:t>
-            </w:r>
-            <w:r>
-              <w:rPr>
-                <w:b/>
-              </w:rPr>
-              <w:t xml:space="preserve">429</w:t>
-            </w:r>
-            <w:r>
-              <w:t xml:space="preserve"> </w:t>
-            </w:r>
-            <w:r>
-              <w:t xml:space="preserve">(rate limit)</w:t>
-            </w:r>
-          </w:p>
-        </w:tc>
-        <w:tc>
-          <w:p/>
-        </w:tc>
-        <w:tc>
-          <w:p/>
-        </w:tc>
-      </w:tr>
-      <w:tr>
-        <w:tc>
-          <w:p>
-            <w:pPr>
-              <w:pStyle w:val="Compact"/>
-              <w:jc w:val="left"/>
-            </w:pPr>
-            <w:r>
-              <w:t xml:space="preserve">8.8</w:t>
-            </w:r>
-          </w:p>
-        </w:tc>
-        <w:tc>
-          <w:p>
-            <w:pPr>
-              <w:pStyle w:val="Compact"/>
-              <w:jc w:val="left"/>
-            </w:pPr>
-            <w:r>
-              <w:t xml:space="preserve">Refund request: fire 4+ times quickly</w:t>
-            </w:r>
-          </w:p>
-        </w:tc>
-        <w:tc>
-          <w:p>
-            <w:pPr>
-              <w:pStyle w:val="Compact"/>
-              <w:jc w:val="left"/>
-            </w:pPr>
-            <w:r>
-              <w:t xml:space="preserve">4th returns</w:t>
-            </w:r>
-            <w:r>
-              <w:t xml:space="preserve"> </w:t>
-            </w:r>
-            <w:r>
-              <w:rPr>
-                <w:b/>
-              </w:rPr>
-              <w:t xml:space="preserve">429</w:t>
-            </w:r>
-          </w:p>
-        </w:tc>
-        <w:tc>
-          <w:p/>
-        </w:tc>
-        <w:tc>
-          <w:p/>
-        </w:tc>
-      </w:tr>
-      <w:tr>
-        <w:tc>
-          <w:p>
-            <w:pPr>
-              <w:pStyle w:val="Compact"/>
-              <w:jc w:val="left"/>
-            </w:pPr>
-            <w:r>
-              <w:t xml:space="preserve">8.9</w:t>
-            </w:r>
-          </w:p>
-        </w:tc>
-        <w:tc>
-          <w:p>
-            <w:pPr>
-              <w:pStyle w:val="Compact"/>
-              <w:jc w:val="left"/>
-            </w:pPr>
-            <w:r>
-              <w:t xml:space="preserve">Response headers on any page (Network tab)</w:t>
-            </w:r>
-          </w:p>
-        </w:tc>
-        <w:tc>
-          <w:p>
-            <w:pPr>
-              <w:pStyle w:val="Compact"/>
-              <w:jc w:val="left"/>
-            </w:pPr>
-            <w:r>
-              <w:rPr>
-                <w:rStyle w:val="VerbatimChar"/>
-              </w:rPr>
-              <w:t xml:space="preserve">Strict-Transport-Security</w:t>
-            </w:r>
-            <w:r>
-              <w:t xml:space="preserve">,</w:t>
-            </w:r>
-            <w:r>
-              <w:t xml:space="preserve"> </w:t>
-            </w:r>
-            <w:r>
-              <w:rPr>
-                <w:rStyle w:val="VerbatimChar"/>
-              </w:rPr>
-              <w:t xml:space="preserve">X-Frame-Options: DENY</w:t>
-            </w:r>
-            <w:r>
-              <w:t xml:space="preserve">,</w:t>
-            </w:r>
-            <w:r>
-              <w:t xml:space="preserve"> </w:t>
-            </w:r>
-            <w:r>
-              <w:rPr>
-                <w:rStyle w:val="VerbatimChar"/>
-              </w:rPr>
-              <w:t xml:space="preserve">X-Content-Type-Options: nosniff</w:t>
-            </w:r>
-            <w:r>
-              <w:t xml:space="preserve">,</w:t>
-            </w:r>
-            <w:r>
-              <w:t xml:space="preserve"> </w:t>
-            </w:r>
-            <w:r>
-              <w:rPr>
-                <w:rStyle w:val="VerbatimChar"/>
-              </w:rPr>
-              <w:t xml:space="preserve">Referrer-Policy</w:t>
-            </w:r>
-            <w:r>
-              <w:t xml:space="preserve"> </w:t>
-            </w:r>
-            <w:r>
-              <w:t xml:space="preserve">all present</w:t>
-            </w:r>
-          </w:p>
-        </w:tc>
-        <w:tc>
-          <w:p/>
-        </w:tc>
-        <w:tc>
-          <w:p/>
-        </w:tc>
-      </w:tr>
-      <w:tr>
-        <w:tc>
-          <w:p>
-            <w:pPr>
-              <w:pStyle w:val="Compact"/>
-              <w:jc w:val="left"/>
-            </w:pPr>
-            <w:r>
-              <w:t xml:space="preserve">8.10</w:t>
-            </w:r>
-          </w:p>
-        </w:tc>
-        <w:tc>
-          <w:p>
-            <w:pPr>
-              <w:pStyle w:val="Compact"/>
-              <w:jc w:val="left"/>
-            </w:pPr>
-            <w:r>
-              <w:t xml:space="preserve">Cron endpoint</w:t>
-            </w:r>
-            <w:r>
-              <w:t xml:space="preserve"> </w:t>
-            </w:r>
-            <w:r>
-              <w:rPr>
-                <w:rStyle w:val="VerbatimChar"/>
-              </w:rPr>
-              <w:t xml:space="preserve">GET /api/cron/reminders</w:t>
-            </w:r>
-            <w:r>
-              <w:t xml:space="preserve"> </w:t>
-            </w:r>
-            <w:r>
-              <w:t xml:space="preserve">with wrong/no bearer</w:t>
-            </w:r>
-          </w:p>
-        </w:tc>
-        <w:tc>
-          <w:p>
-            <w:pPr>
-              <w:pStyle w:val="Compact"/>
-              <w:jc w:val="left"/>
-            </w:pPr>
-            <w:r>
-              <w:rPr>
-                <w:b/>
-              </w:rPr>
-              <w:t xml:space="preserve">401</w:t>
+              <w:t xml:space="preserve">once</w:t>
+            </w:r>
+            <w:r>
+              <w:t xml:space="preserve"> </w:t>
+            </w:r>
+            <w:r>
+              <w:t xml:space="preserve">only</w:t>
+            </w:r>
+          </w:p>
+        </w:tc>
+        <w:tc>
+          <w:p/>
+        </w:tc>
+        <w:tc>
+          <w:p/>
+        </w:tc>
+      </w:tr>
+      <w:tr>
+        <w:tc>
+          <w:p>
+            <w:pPr>
+              <w:pStyle w:val="Compact"/>
+              <w:jc w:val="left"/>
+            </w:pPr>
+            <w:r>
+              <w:t xml:space="preserve">7.7</w:t>
+            </w:r>
+          </w:p>
+        </w:tc>
+        <w:tc>
+          <w:p>
+            <w:pPr>
+              <w:pStyle w:val="Compact"/>
+              <w:jc w:val="left"/>
+            </w:pPr>
+            <w:r>
+              <w:t xml:space="preserve">Return-to-free after refund</w:t>
+            </w:r>
+          </w:p>
+        </w:tc>
+        <w:tc>
+          <w:p>
+            <w:pPr>
+              <w:pStyle w:val="Compact"/>
+              <w:jc w:val="left"/>
+            </w:pPr>
+            <w:r>
+              <w:t xml:space="preserve">Free rules re-apply; user with &gt;5 lifetime invoices is blocked from new ones (by design)</w:t>
+            </w:r>
+          </w:p>
+        </w:tc>
+        <w:tc>
+          <w:p/>
+        </w:tc>
+        <w:tc>
+          <w:p/>
+        </w:tc>
+      </w:tr>
+      <w:tr>
+        <w:tc>
+          <w:p>
+            <w:pPr>
+              <w:pStyle w:val="Compact"/>
+              <w:jc w:val="left"/>
+            </w:pPr>
+            <w:r>
+              <w:t xml:space="preserve">7.8</w:t>
+            </w:r>
+          </w:p>
+        </w:tc>
+        <w:tc>
+          <w:p>
+            <w:pPr>
+              <w:pStyle w:val="Compact"/>
+              <w:jc w:val="left"/>
+            </w:pPr>
+            <w:r>
+              <w:t xml:space="preserve">Refund policy copy</w:t>
+            </w:r>
+          </w:p>
+        </w:tc>
+        <w:tc>
+          <w:p>
+            <w:pPr>
+              <w:pStyle w:val="Compact"/>
+              <w:jc w:val="left"/>
+            </w:pPr>
+            <w:r>
+              <w:t xml:space="preserve">Matches across pricing FAQ, support banner, and Billing (30-day / 50%)</w:t>
             </w:r>
           </w:p>
         </w:tc>
@@ -5517,9 +5816,9 @@
       <w:pPr>
         <w:pStyle w:val="Heading2"/>
       </w:pPr>
-      <w:bookmarkStart w:id="30" w:name="Xaa70df34f8d55126d4b484c9af2c881509e0c9b"/>
-      <w:r>
-        <w:t xml:space="preserve">9. Cross-cutting &amp; polish</w:t>
+      <w:bookmarkStart w:id="30" w:name="X992f45283adbeaac928009d24cf9cefc43929d2"/>
+      <w:r>
+        <w:t xml:space="preserve">8. Security regression checks [SEC] — treat any failure as a launch blocker</w:t>
       </w:r>
       <w:bookmarkEnd w:id="30"/>
     </w:p>
@@ -5628,126 +5927,97 @@
               <w:jc w:val="left"/>
             </w:pPr>
             <w:r>
-              <w:t xml:space="preserve">9.1</w:t>
-            </w:r>
-          </w:p>
-        </w:tc>
-        <w:tc>
-          <w:p>
-            <w:pPr>
-              <w:pStyle w:val="Compact"/>
-              <w:jc w:val="left"/>
-            </w:pPr>
-            <w:r>
-              <w:t xml:space="preserve">Mobile view: view-invoice preview</w:t>
-            </w:r>
-          </w:p>
-        </w:tc>
-        <w:tc>
-          <w:p>
-            <w:pPr>
-              <w:pStyle w:val="Compact"/>
-              <w:jc w:val="left"/>
-            </w:pPr>
-            <w:r>
-              <w:t xml:space="preserve">Line items stack; amounts don't overlap</w:t>
-            </w:r>
-          </w:p>
-        </w:tc>
-        <w:tc>
-          <w:p/>
-        </w:tc>
-        <w:tc>
-          <w:p/>
-        </w:tc>
-      </w:tr>
-      <w:tr>
-        <w:tc>
-          <w:p>
-            <w:pPr>
-              <w:pStyle w:val="Compact"/>
-              <w:jc w:val="left"/>
-            </w:pPr>
-            <w:r>
-              <w:t xml:space="preserve">9.2</w:t>
-            </w:r>
-          </w:p>
-        </w:tc>
-        <w:tc>
-          <w:p>
-            <w:pPr>
-              <w:pStyle w:val="Compact"/>
-              <w:jc w:val="left"/>
-            </w:pPr>
-            <w:r>
-              <w:t xml:space="preserve">Arabic/RTL PDF (Max/Business)</w:t>
-            </w:r>
-          </w:p>
-        </w:tc>
-        <w:tc>
-          <w:p>
-            <w:pPr>
-              <w:pStyle w:val="Compact"/>
-              <w:jc w:val="left"/>
-            </w:pPr>
-            <w:r>
-              <w:t xml:space="preserve">Arabic reshapes + renders right-to-left correctly</w:t>
-            </w:r>
-          </w:p>
-        </w:tc>
-        <w:tc>
-          <w:p/>
-        </w:tc>
-        <w:tc>
-          <w:p/>
-        </w:tc>
-      </w:tr>
-      <w:tr>
-        <w:tc>
-          <w:p>
-            <w:pPr>
-              <w:pStyle w:val="Compact"/>
-              <w:jc w:val="left"/>
-            </w:pPr>
-            <w:r>
-              <w:t xml:space="preserve">9.3</w:t>
-            </w:r>
-          </w:p>
-        </w:tc>
-        <w:tc>
-          <w:p>
-            <w:pPr>
-              <w:pStyle w:val="Compact"/>
-              <w:jc w:val="left"/>
-            </w:pPr>
-            <w:r>
-              <w:t xml:space="preserve">Email deliverability</w:t>
-            </w:r>
-          </w:p>
-        </w:tc>
-        <w:tc>
-          <w:p>
-            <w:pPr>
-              <w:pStyle w:val="Compact"/>
-              <w:jc w:val="left"/>
-            </w:pPr>
-            <w:r>
-              <w:t xml:space="preserve">A reminder lands in Gmail</w:t>
-            </w:r>
-            <w:r>
-              <w:t xml:space="preserve"> </w:t>
-            </w:r>
+              <w:t xml:space="preserve">8.1</w:t>
+            </w:r>
+          </w:p>
+        </w:tc>
+        <w:tc>
+          <w:p>
+            <w:pPr>
+              <w:pStyle w:val="Compact"/>
+              <w:jc w:val="left"/>
+            </w:pPr>
+            <w:r>
+              <w:t xml:space="preserve">In the browser console as a logged-in user, run:</w:t>
+            </w:r>
+            <w:r>
+              <w:t xml:space="preserve"> </w:t>
+            </w:r>
+            <w:r>
+              <w:rPr>
+                <w:rStyle w:val="VerbatimChar"/>
+              </w:rPr>
+              <w:t xml:space="preserve">await supabase.from('subscriptions').update({plan:'business',status:'active',invoice_credits:9999}).eq('user_id', (await supabase.auth.getUser()).data.user.id)</w:t>
+            </w:r>
+          </w:p>
+        </w:tc>
+        <w:tc>
+          <w:p>
+            <w:pPr>
+              <w:pStyle w:val="Compact"/>
+              <w:jc w:val="left"/>
+            </w:pPr>
             <w:r>
               <w:rPr>
                 <w:b/>
               </w:rPr>
-              <w:t xml:space="preserve">inbox</w:t>
-            </w:r>
-            <w:r>
-              <w:t xml:space="preserve"> </w:t>
-            </w:r>
-            <w:r>
-              <w:t xml:space="preserve">(not spam); "Show original" → SPF, DKIM, DMARC all</w:t>
+              <w:t xml:space="preserve">Fails</w:t>
+            </w:r>
+            <w:r>
+              <w:t xml:space="preserve"> </w:t>
+            </w:r>
+            <w:r>
+              <w:t xml:space="preserve">/ no rows updated (client UPDATE revoked). Plan does NOT change after reload</w:t>
+            </w:r>
+          </w:p>
+        </w:tc>
+        <w:tc>
+          <w:p/>
+        </w:tc>
+        <w:tc>
+          <w:p/>
+        </w:tc>
+      </w:tr>
+      <w:tr>
+        <w:tc>
+          <w:p>
+            <w:pPr>
+              <w:pStyle w:val="Compact"/>
+              <w:jc w:val="left"/>
+            </w:pPr>
+            <w:r>
+              <w:t xml:space="preserve">8.2</w:t>
+            </w:r>
+          </w:p>
+        </w:tc>
+        <w:tc>
+          <w:p>
+            <w:pPr>
+              <w:pStyle w:val="Compact"/>
+              <w:jc w:val="left"/>
+            </w:pPr>
+            <w:r>
+              <w:t xml:space="preserve">Console:</w:t>
+            </w:r>
+            <w:r>
+              <w:t xml:space="preserve"> </w:t>
+            </w:r>
+            <w:r>
+              <w:rPr>
+                <w:rStyle w:val="VerbatimChar"/>
+              </w:rPr>
+              <w:t xml:space="preserve">await supabase.from('subscriptions').select('*')</w:t>
+            </w:r>
+          </w:p>
+        </w:tc>
+        <w:tc>
+          <w:p>
+            <w:pPr>
+              <w:pStyle w:val="Compact"/>
+              <w:jc w:val="left"/>
+            </w:pPr>
+            <w:r>
+              <w:t xml:space="preserve">Returns</w:t>
             </w:r>
             <w:r>
               <w:t xml:space="preserve"> </w:t>
@@ -5756,171 +6026,515 @@
               <w:rPr>
                 <w:b/>
               </w:rPr>
-              <w:t xml:space="preserve">PASS</w:t>
-            </w:r>
-          </w:p>
-        </w:tc>
-        <w:tc>
-          <w:p/>
-        </w:tc>
-        <w:tc>
-          <w:p/>
-        </w:tc>
-      </w:tr>
-      <w:tr>
-        <w:tc>
-          <w:p>
-            <w:pPr>
-              <w:pStyle w:val="Compact"/>
-              <w:jc w:val="left"/>
-            </w:pPr>
-            <w:r>
-              <w:t xml:space="preserve">9.4</w:t>
-            </w:r>
-          </w:p>
-        </w:tc>
-        <w:tc>
-          <w:p>
-            <w:pPr>
-              <w:pStyle w:val="Compact"/>
-              <w:jc w:val="left"/>
-            </w:pPr>
-            <w:r>
-              <w:t xml:space="preserve">Reminder email formatting</w:t>
-            </w:r>
-          </w:p>
-        </w:tc>
-        <w:tc>
-          <w:p>
-            <w:pPr>
-              <w:pStyle w:val="Compact"/>
-              <w:jc w:val="left"/>
-            </w:pPr>
-            <w:r>
-              <w:t xml:space="preserve">Amounts, dates, sender/client names render correctly and safely</w:t>
-            </w:r>
-          </w:p>
-        </w:tc>
-        <w:tc>
-          <w:p/>
-        </w:tc>
-        <w:tc>
-          <w:p/>
-        </w:tc>
-      </w:tr>
-      <w:tr>
-        <w:tc>
-          <w:p>
-            <w:pPr>
-              <w:pStyle w:val="Compact"/>
-              <w:jc w:val="left"/>
-            </w:pPr>
-            <w:r>
-              <w:t xml:space="preserve">9.5</w:t>
-            </w:r>
-          </w:p>
-        </w:tc>
-        <w:tc>
-          <w:p>
-            <w:pPr>
-              <w:pStyle w:val="Compact"/>
-              <w:jc w:val="left"/>
-            </w:pPr>
-            <w:r>
-              <w:t xml:space="preserve">Terms &amp; Privacy pages</w:t>
-            </w:r>
-          </w:p>
-        </w:tc>
-        <w:tc>
-          <w:p>
-            <w:pPr>
-              <w:pStyle w:val="Compact"/>
-              <w:jc w:val="left"/>
-            </w:pPr>
-            <w:r>
-              <w:t xml:space="preserve">Load; refund + Paddle-as-merchant language consistent</w:t>
-            </w:r>
-          </w:p>
-        </w:tc>
-        <w:tc>
-          <w:p/>
-        </w:tc>
-        <w:tc>
-          <w:p/>
-        </w:tc>
-      </w:tr>
-      <w:tr>
-        <w:tc>
-          <w:p>
-            <w:pPr>
-              <w:pStyle w:val="Compact"/>
-              <w:jc w:val="left"/>
-            </w:pPr>
-            <w:r>
-              <w:t xml:space="preserve">9.6</w:t>
-            </w:r>
-          </w:p>
-        </w:tc>
-        <w:tc>
-          <w:p>
-            <w:pPr>
-              <w:pStyle w:val="Compact"/>
-              <w:jc w:val="left"/>
-            </w:pPr>
-            <w:r>
-              <w:t xml:space="preserve">404 / error states</w:t>
-            </w:r>
-          </w:p>
-        </w:tc>
-        <w:tc>
-          <w:p>
-            <w:pPr>
-              <w:pStyle w:val="Compact"/>
-              <w:jc w:val="left"/>
-            </w:pPr>
-            <w:r>
-              <w:t xml:space="preserve">Graceful, no stack traces or secrets leaked</w:t>
-            </w:r>
-          </w:p>
-        </w:tc>
-        <w:tc>
-          <w:p/>
-        </w:tc>
-        <w:tc>
-          <w:p/>
-        </w:tc>
-      </w:tr>
-      <w:tr>
-        <w:tc>
-          <w:p>
-            <w:pPr>
-              <w:pStyle w:val="Compact"/>
-              <w:jc w:val="left"/>
-            </w:pPr>
-            <w:r>
-              <w:t xml:space="preserve">9.7</w:t>
-            </w:r>
-          </w:p>
-        </w:tc>
-        <w:tc>
-          <w:p>
-            <w:pPr>
-              <w:pStyle w:val="Compact"/>
-              <w:jc w:val="left"/>
-            </w:pPr>
-            <w:r>
-              <w:t xml:space="preserve">Console during normal use</w:t>
-            </w:r>
-          </w:p>
-        </w:tc>
-        <w:tc>
-          <w:p>
-            <w:pPr>
-              <w:pStyle w:val="Compact"/>
-              <w:jc w:val="left"/>
-            </w:pPr>
-            <w:r>
-              <w:t xml:space="preserve">No unhandled errors thrown</w:t>
+              <w:t xml:space="preserve">only your own</w:t>
+            </w:r>
+            <w:r>
+              <w:t xml:space="preserve"> </w:t>
+            </w:r>
+            <w:r>
+              <w:t xml:space="preserve">row (no other users)</w:t>
+            </w:r>
+          </w:p>
+        </w:tc>
+        <w:tc>
+          <w:p/>
+        </w:tc>
+        <w:tc>
+          <w:p/>
+        </w:tc>
+      </w:tr>
+      <w:tr>
+        <w:tc>
+          <w:p>
+            <w:pPr>
+              <w:pStyle w:val="Compact"/>
+              <w:jc w:val="left"/>
+            </w:pPr>
+            <w:r>
+              <w:t xml:space="preserve">8.3</w:t>
+            </w:r>
+          </w:p>
+        </w:tc>
+        <w:tc>
+          <w:p>
+            <w:pPr>
+              <w:pStyle w:val="Compact"/>
+              <w:jc w:val="left"/>
+            </w:pPr>
+            <w:r>
+              <w:t xml:space="preserve">Console:</w:t>
+            </w:r>
+            <w:r>
+              <w:t xml:space="preserve"> </w:t>
+            </w:r>
+            <w:r>
+              <w:rPr>
+                <w:rStyle w:val="VerbatimChar"/>
+              </w:rPr>
+              <w:t xml:space="preserve">await supabase.from('invoices').select('*')</w:t>
+            </w:r>
+          </w:p>
+        </w:tc>
+        <w:tc>
+          <w:p>
+            <w:pPr>
+              <w:pStyle w:val="Compact"/>
+              <w:jc w:val="left"/>
+            </w:pPr>
+            <w:r>
+              <w:t xml:space="preserve">Returns</w:t>
+            </w:r>
+            <w:r>
+              <w:t xml:space="preserve"> </w:t>
+            </w:r>
+            <w:r>
+              <w:rPr>
+                <w:b/>
+              </w:rPr>
+              <w:t xml:space="preserve">only your own</w:t>
+            </w:r>
+            <w:r>
+              <w:t xml:space="preserve"> </w:t>
+            </w:r>
+            <w:r>
+              <w:t xml:space="preserve">invoices</w:t>
+            </w:r>
+          </w:p>
+        </w:tc>
+        <w:tc>
+          <w:p/>
+        </w:tc>
+        <w:tc>
+          <w:p/>
+        </w:tc>
+      </w:tr>
+      <w:tr>
+        <w:tc>
+          <w:p>
+            <w:pPr>
+              <w:pStyle w:val="Compact"/>
+              <w:jc w:val="left"/>
+            </w:pPr>
+            <w:r>
+              <w:t xml:space="preserve">8.4</w:t>
+            </w:r>
+          </w:p>
+        </w:tc>
+        <w:tc>
+          <w:p>
+            <w:pPr>
+              <w:pStyle w:val="Compact"/>
+              <w:jc w:val="left"/>
+            </w:pPr>
+            <w:r>
+              <w:t xml:space="preserve">Console: try</w:t>
+            </w:r>
+            <w:r>
+              <w:t xml:space="preserve"> </w:t>
+            </w:r>
+            <w:r>
+              <w:rPr>
+                <w:rStyle w:val="VerbatimChar"/>
+              </w:rPr>
+              <w:t xml:space="preserve">supabase.from('subscriptions').delete()</w:t>
+            </w:r>
+            <w:r>
+              <w:t xml:space="preserve"> </w:t>
+            </w:r>
+            <w:r>
+              <w:t xml:space="preserve">on any row</w:t>
+            </w:r>
+          </w:p>
+        </w:tc>
+        <w:tc>
+          <w:p>
+            <w:pPr>
+              <w:pStyle w:val="Compact"/>
+              <w:jc w:val="left"/>
+            </w:pPr>
+            <w:r>
+              <w:rPr>
+                <w:b/>
+              </w:rPr>
+              <w:t xml:space="preserve">Fails</w:t>
+            </w:r>
+            <w:r>
+              <w:t xml:space="preserve"> </w:t>
+            </w:r>
+            <w:r>
+              <w:t xml:space="preserve">(no client delete)</w:t>
+            </w:r>
+          </w:p>
+        </w:tc>
+        <w:tc>
+          <w:p/>
+        </w:tc>
+        <w:tc>
+          <w:p/>
+        </w:tc>
+      </w:tr>
+      <w:tr>
+        <w:tc>
+          <w:p>
+            <w:pPr>
+              <w:pStyle w:val="Compact"/>
+              <w:jc w:val="left"/>
+            </w:pPr>
+            <w:r>
+              <w:t xml:space="preserve">8.5</w:t>
+            </w:r>
+          </w:p>
+        </w:tc>
+        <w:tc>
+          <w:p>
+            <w:pPr>
+              <w:pStyle w:val="Compact"/>
+              <w:jc w:val="left"/>
+            </w:pPr>
+            <w:r>
+              <w:t xml:space="preserve">Unauthenticated: hit the REST API with just the public anon key for</w:t>
+            </w:r>
+            <w:r>
+              <w:t xml:space="preserve"> </w:t>
+            </w:r>
+            <w:r>
+              <w:rPr>
+                <w:rStyle w:val="VerbatimChar"/>
+              </w:rPr>
+              <w:t xml:space="preserve">/rest/v1/invoices?select=*</w:t>
+            </w:r>
+          </w:p>
+        </w:tc>
+        <w:tc>
+          <w:p>
+            <w:pPr>
+              <w:pStyle w:val="Compact"/>
+              <w:jc w:val="left"/>
+            </w:pPr>
+            <w:r>
+              <w:t xml:space="preserve">Returns</w:t>
+            </w:r>
+            <w:r>
+              <w:t xml:space="preserve"> </w:t>
+            </w:r>
+            <w:r>
+              <w:rPr>
+                <w:b/>
+              </w:rPr>
+              <w:t xml:space="preserve">no</w:t>
+            </w:r>
+            <w:r>
+              <w:t xml:space="preserve"> </w:t>
+            </w:r>
+            <w:r>
+              <w:t xml:space="preserve">cross-tenant data (empty / only permitted)</w:t>
+            </w:r>
+          </w:p>
+        </w:tc>
+        <w:tc>
+          <w:p/>
+        </w:tc>
+        <w:tc>
+          <w:p/>
+        </w:tc>
+      </w:tr>
+      <w:tr>
+        <w:tc>
+          <w:p>
+            <w:pPr>
+              <w:pStyle w:val="Compact"/>
+              <w:jc w:val="left"/>
+            </w:pPr>
+            <w:r>
+              <w:t xml:space="preserve">8.6</w:t>
+            </w:r>
+          </w:p>
+        </w:tc>
+        <w:tc>
+          <w:p>
+            <w:pPr>
+              <w:pStyle w:val="Compact"/>
+              <w:jc w:val="left"/>
+            </w:pPr>
+            <w:r>
+              <w:t xml:space="preserve">Support form: submit</w:t>
+            </w:r>
+            <w:r>
+              <w:t xml:space="preserve"> </w:t>
+            </w:r>
+            <w:r>
+              <w:rPr>
+                <w:rStyle w:val="VerbatimChar"/>
+              </w:rPr>
+              <w:t xml:space="preserve">&lt;b&gt;test&lt;/b&gt;</w:t>
+            </w:r>
+            <w:r>
+              <w:t xml:space="preserve"> </w:t>
+            </w:r>
+            <w:r>
+              <w:t xml:space="preserve">in a field, check the received email</w:t>
+            </w:r>
+          </w:p>
+        </w:tc>
+        <w:tc>
+          <w:p>
+            <w:pPr>
+              <w:pStyle w:val="Compact"/>
+              <w:jc w:val="left"/>
+            </w:pPr>
+            <w:r>
+              <w:t xml:space="preserve">Renders as literal text, not bold (HTML escaped)</w:t>
+            </w:r>
+          </w:p>
+        </w:tc>
+        <w:tc>
+          <w:p/>
+        </w:tc>
+        <w:tc>
+          <w:p/>
+        </w:tc>
+      </w:tr>
+      <w:tr>
+        <w:tc>
+          <w:p>
+            <w:pPr>
+              <w:pStyle w:val="Compact"/>
+              <w:jc w:val="left"/>
+            </w:pPr>
+            <w:r>
+              <w:t xml:space="preserve">8.7</w:t>
+            </w:r>
+          </w:p>
+        </w:tc>
+        <w:tc>
+          <w:p>
+            <w:pPr>
+              <w:pStyle w:val="Compact"/>
+              <w:jc w:val="left"/>
+            </w:pPr>
+            <w:r>
+              <w:t xml:space="preserve">Support form: submit 6+ times quickly from one IP</w:t>
+            </w:r>
+          </w:p>
+        </w:tc>
+        <w:tc>
+          <w:p>
+            <w:pPr>
+              <w:pStyle w:val="Compact"/>
+              <w:jc w:val="left"/>
+            </w:pPr>
+            <w:r>
+              <w:t xml:space="preserve">6th returns</w:t>
+            </w:r>
+            <w:r>
+              <w:t xml:space="preserve"> </w:t>
+            </w:r>
+            <w:r>
+              <w:rPr>
+                <w:b/>
+              </w:rPr>
+              <w:t xml:space="preserve">429</w:t>
+            </w:r>
+            <w:r>
+              <w:t xml:space="preserve"> </w:t>
+            </w:r>
+            <w:r>
+              <w:t xml:space="preserve">(rate limit)</w:t>
+            </w:r>
+          </w:p>
+        </w:tc>
+        <w:tc>
+          <w:p/>
+        </w:tc>
+        <w:tc>
+          <w:p/>
+        </w:tc>
+      </w:tr>
+      <w:tr>
+        <w:tc>
+          <w:p>
+            <w:pPr>
+              <w:pStyle w:val="Compact"/>
+              <w:jc w:val="left"/>
+            </w:pPr>
+            <w:r>
+              <w:t xml:space="preserve">8.8</w:t>
+            </w:r>
+          </w:p>
+        </w:tc>
+        <w:tc>
+          <w:p>
+            <w:pPr>
+              <w:pStyle w:val="Compact"/>
+              <w:jc w:val="left"/>
+            </w:pPr>
+            <w:r>
+              <w:t xml:space="preserve">Refund request: fire 4+ times quickly</w:t>
+            </w:r>
+          </w:p>
+        </w:tc>
+        <w:tc>
+          <w:p>
+            <w:pPr>
+              <w:pStyle w:val="Compact"/>
+              <w:jc w:val="left"/>
+            </w:pPr>
+            <w:r>
+              <w:t xml:space="preserve">4th returns</w:t>
+            </w:r>
+            <w:r>
+              <w:t xml:space="preserve"> </w:t>
+            </w:r>
+            <w:r>
+              <w:rPr>
+                <w:b/>
+              </w:rPr>
+              <w:t xml:space="preserve">429</w:t>
+            </w:r>
+          </w:p>
+        </w:tc>
+        <w:tc>
+          <w:p/>
+        </w:tc>
+        <w:tc>
+          <w:p/>
+        </w:tc>
+      </w:tr>
+      <w:tr>
+        <w:tc>
+          <w:p>
+            <w:pPr>
+              <w:pStyle w:val="Compact"/>
+              <w:jc w:val="left"/>
+            </w:pPr>
+            <w:r>
+              <w:t xml:space="preserve">8.9</w:t>
+            </w:r>
+          </w:p>
+        </w:tc>
+        <w:tc>
+          <w:p>
+            <w:pPr>
+              <w:pStyle w:val="Compact"/>
+              <w:jc w:val="left"/>
+            </w:pPr>
+            <w:r>
+              <w:t xml:space="preserve">Response headers on any page (Network tab)</w:t>
+            </w:r>
+          </w:p>
+        </w:tc>
+        <w:tc>
+          <w:p>
+            <w:pPr>
+              <w:pStyle w:val="Compact"/>
+              <w:jc w:val="left"/>
+            </w:pPr>
+            <w:r>
+              <w:rPr>
+                <w:rStyle w:val="VerbatimChar"/>
+              </w:rPr>
+              <w:t xml:space="preserve">Strict-Transport-Security</w:t>
+            </w:r>
+            <w:r>
+              <w:t xml:space="preserve">,</w:t>
+            </w:r>
+            <w:r>
+              <w:t xml:space="preserve"> </w:t>
+            </w:r>
+            <w:r>
+              <w:rPr>
+                <w:rStyle w:val="VerbatimChar"/>
+              </w:rPr>
+              <w:t xml:space="preserve">X-Frame-Options: DENY</w:t>
+            </w:r>
+            <w:r>
+              <w:t xml:space="preserve">,</w:t>
+            </w:r>
+            <w:r>
+              <w:t xml:space="preserve"> </w:t>
+            </w:r>
+            <w:r>
+              <w:rPr>
+                <w:rStyle w:val="VerbatimChar"/>
+              </w:rPr>
+              <w:t xml:space="preserve">X-Content-Type-Options: nosniff</w:t>
+            </w:r>
+            <w:r>
+              <w:t xml:space="preserve">,</w:t>
+            </w:r>
+            <w:r>
+              <w:t xml:space="preserve"> </w:t>
+            </w:r>
+            <w:r>
+              <w:rPr>
+                <w:rStyle w:val="VerbatimChar"/>
+              </w:rPr>
+              <w:t xml:space="preserve">Referrer-Policy</w:t>
+            </w:r>
+            <w:r>
+              <w:t xml:space="preserve"> </w:t>
+            </w:r>
+            <w:r>
+              <w:t xml:space="preserve">all present</w:t>
+            </w:r>
+          </w:p>
+        </w:tc>
+        <w:tc>
+          <w:p/>
+        </w:tc>
+        <w:tc>
+          <w:p/>
+        </w:tc>
+      </w:tr>
+      <w:tr>
+        <w:tc>
+          <w:p>
+            <w:pPr>
+              <w:pStyle w:val="Compact"/>
+              <w:jc w:val="left"/>
+            </w:pPr>
+            <w:r>
+              <w:t xml:space="preserve">8.10</w:t>
+            </w:r>
+          </w:p>
+        </w:tc>
+        <w:tc>
+          <w:p>
+            <w:pPr>
+              <w:pStyle w:val="Compact"/>
+              <w:jc w:val="left"/>
+            </w:pPr>
+            <w:r>
+              <w:t xml:space="preserve">Cron endpoint</w:t>
+            </w:r>
+            <w:r>
+              <w:t xml:space="preserve"> </w:t>
+            </w:r>
+            <w:r>
+              <w:rPr>
+                <w:rStyle w:val="VerbatimChar"/>
+              </w:rPr>
+              <w:t xml:space="preserve">GET /api/cron/reminders</w:t>
+            </w:r>
+            <w:r>
+              <w:t xml:space="preserve"> </w:t>
+            </w:r>
+            <w:r>
+              <w:t xml:space="preserve">with wrong/no bearer</w:t>
+            </w:r>
+          </w:p>
+        </w:tc>
+        <w:tc>
+          <w:p>
+            <w:pPr>
+              <w:pStyle w:val="Compact"/>
+              <w:jc w:val="left"/>
+            </w:pPr>
+            <w:r>
+              <w:rPr>
+                <w:b/>
+              </w:rPr>
+              <w:t xml:space="preserve">401</w:t>
             </w:r>
           </w:p>
         </w:tc>
@@ -5943,11 +6557,437 @@
       <w:pPr>
         <w:pStyle w:val="Heading2"/>
       </w:pPr>
-      <w:bookmarkStart w:id="31" w:name="sign-off"/>
+      <w:bookmarkStart w:id="31" w:name="Xaa70df34f8d55126d4b484c9af2c881509e0c9b"/>
+      <w:r>
+        <w:t xml:space="preserve">9. Cross-cutting &amp; polish</w:t>
+      </w:r>
+      <w:bookmarkEnd w:id="31"/>
+    </w:p>
+    <w:tbl>
+      <w:tblPr>
+        <w:tblStyle w:val="Table"/>
+        <w:tblW w:type="pct" w:w="0.0"/>
+        <w:tblLook w:firstRow="1"/>
+      </w:tblPr>
+      <w:tblGrid/>
+      <w:tr>
+        <w:trPr>
+          <w:cnfStyle w:firstRow="1"/>
+        </w:trPr>
+        <w:tc>
+          <w:tcPr>
+            <w:tcBorders>
+              <w:bottom w:val="single"/>
+            </w:tcBorders>
+            <w:vAlign w:val="bottom"/>
+          </w:tcPr>
+          <w:p>
+            <w:pPr>
+              <w:pStyle w:val="Compact"/>
+              <w:jc w:val="left"/>
+            </w:pPr>
+            <w:r>
+              <w:t xml:space="preserve">#</w:t>
+            </w:r>
+          </w:p>
+        </w:tc>
+        <w:tc>
+          <w:tcPr>
+            <w:tcBorders>
+              <w:bottom w:val="single"/>
+            </w:tcBorders>
+            <w:vAlign w:val="bottom"/>
+          </w:tcPr>
+          <w:p>
+            <w:pPr>
+              <w:pStyle w:val="Compact"/>
+              <w:jc w:val="left"/>
+            </w:pPr>
+            <w:r>
+              <w:t xml:space="preserve">Step</w:t>
+            </w:r>
+          </w:p>
+        </w:tc>
+        <w:tc>
+          <w:tcPr>
+            <w:tcBorders>
+              <w:bottom w:val="single"/>
+            </w:tcBorders>
+            <w:vAlign w:val="bottom"/>
+          </w:tcPr>
+          <w:p>
+            <w:pPr>
+              <w:pStyle w:val="Compact"/>
+              <w:jc w:val="left"/>
+            </w:pPr>
+            <w:r>
+              <w:t xml:space="preserve">Expected</w:t>
+            </w:r>
+          </w:p>
+        </w:tc>
+        <w:tc>
+          <w:tcPr>
+            <w:tcBorders>
+              <w:bottom w:val="single"/>
+            </w:tcBorders>
+            <w:vAlign w:val="bottom"/>
+          </w:tcPr>
+          <w:p>
+            <w:pPr>
+              <w:pStyle w:val="Compact"/>
+              <w:jc w:val="left"/>
+            </w:pPr>
+            <w:r>
+              <w:t xml:space="preserve">Result</w:t>
+            </w:r>
+          </w:p>
+        </w:tc>
+        <w:tc>
+          <w:tcPr>
+            <w:tcBorders>
+              <w:bottom w:val="single"/>
+            </w:tcBorders>
+            <w:vAlign w:val="bottom"/>
+          </w:tcPr>
+          <w:p>
+            <w:pPr>
+              <w:pStyle w:val="Compact"/>
+              <w:jc w:val="left"/>
+            </w:pPr>
+            <w:r>
+              <w:t xml:space="preserve">Notes</w:t>
+            </w:r>
+          </w:p>
+        </w:tc>
+      </w:tr>
+      <w:tr>
+        <w:tc>
+          <w:p>
+            <w:pPr>
+              <w:pStyle w:val="Compact"/>
+              <w:jc w:val="left"/>
+            </w:pPr>
+            <w:r>
+              <w:t xml:space="preserve">9.1</w:t>
+            </w:r>
+          </w:p>
+        </w:tc>
+        <w:tc>
+          <w:p>
+            <w:pPr>
+              <w:pStyle w:val="Compact"/>
+              <w:jc w:val="left"/>
+            </w:pPr>
+            <w:r>
+              <w:t xml:space="preserve">Mobile view: view-invoice preview</w:t>
+            </w:r>
+          </w:p>
+        </w:tc>
+        <w:tc>
+          <w:p>
+            <w:pPr>
+              <w:pStyle w:val="Compact"/>
+              <w:jc w:val="left"/>
+            </w:pPr>
+            <w:r>
+              <w:t xml:space="preserve">Line items stack; amounts don't overlap</w:t>
+            </w:r>
+          </w:p>
+        </w:tc>
+        <w:tc>
+          <w:p/>
+        </w:tc>
+        <w:tc>
+          <w:p/>
+        </w:tc>
+      </w:tr>
+      <w:tr>
+        <w:tc>
+          <w:p>
+            <w:pPr>
+              <w:pStyle w:val="Compact"/>
+              <w:jc w:val="left"/>
+            </w:pPr>
+            <w:r>
+              <w:t xml:space="preserve">9.2</w:t>
+            </w:r>
+          </w:p>
+        </w:tc>
+        <w:tc>
+          <w:p>
+            <w:pPr>
+              <w:pStyle w:val="Compact"/>
+              <w:jc w:val="left"/>
+            </w:pPr>
+            <w:r>
+              <w:t xml:space="preserve">Arabic/RTL PDF (Max/Business)</w:t>
+            </w:r>
+          </w:p>
+        </w:tc>
+        <w:tc>
+          <w:p>
+            <w:pPr>
+              <w:pStyle w:val="Compact"/>
+              <w:jc w:val="left"/>
+            </w:pPr>
+            <w:r>
+              <w:t xml:space="preserve">Arabic reshapes + renders right-to-left correctly</w:t>
+            </w:r>
+          </w:p>
+        </w:tc>
+        <w:tc>
+          <w:p/>
+        </w:tc>
+        <w:tc>
+          <w:p/>
+        </w:tc>
+      </w:tr>
+      <w:tr>
+        <w:tc>
+          <w:p>
+            <w:pPr>
+              <w:pStyle w:val="Compact"/>
+              <w:jc w:val="left"/>
+            </w:pPr>
+            <w:r>
+              <w:t xml:space="preserve">9.3</w:t>
+            </w:r>
+          </w:p>
+        </w:tc>
+        <w:tc>
+          <w:p>
+            <w:pPr>
+              <w:pStyle w:val="Compact"/>
+              <w:jc w:val="left"/>
+            </w:pPr>
+            <w:r>
+              <w:t xml:space="preserve">Email deliverability</w:t>
+            </w:r>
+          </w:p>
+        </w:tc>
+        <w:tc>
+          <w:p>
+            <w:pPr>
+              <w:pStyle w:val="Compact"/>
+              <w:jc w:val="left"/>
+            </w:pPr>
+            <w:r>
+              <w:t xml:space="preserve">A reminder lands in Gmail</w:t>
+            </w:r>
+            <w:r>
+              <w:t xml:space="preserve"> </w:t>
+            </w:r>
+            <w:r>
+              <w:rPr>
+                <w:b/>
+              </w:rPr>
+              <w:t xml:space="preserve">inbox</w:t>
+            </w:r>
+            <w:r>
+              <w:t xml:space="preserve"> </w:t>
+            </w:r>
+            <w:r>
+              <w:t xml:space="preserve">(not spam); "Show original" → SPF, DKIM, DMARC all</w:t>
+            </w:r>
+            <w:r>
+              <w:t xml:space="preserve"> </w:t>
+            </w:r>
+            <w:r>
+              <w:rPr>
+                <w:b/>
+              </w:rPr>
+              <w:t xml:space="preserve">PASS</w:t>
+            </w:r>
+          </w:p>
+        </w:tc>
+        <w:tc>
+          <w:p/>
+        </w:tc>
+        <w:tc>
+          <w:p/>
+        </w:tc>
+      </w:tr>
+      <w:tr>
+        <w:tc>
+          <w:p>
+            <w:pPr>
+              <w:pStyle w:val="Compact"/>
+              <w:jc w:val="left"/>
+            </w:pPr>
+            <w:r>
+              <w:t xml:space="preserve">9.4</w:t>
+            </w:r>
+          </w:p>
+        </w:tc>
+        <w:tc>
+          <w:p>
+            <w:pPr>
+              <w:pStyle w:val="Compact"/>
+              <w:jc w:val="left"/>
+            </w:pPr>
+            <w:r>
+              <w:t xml:space="preserve">Reminder email formatting</w:t>
+            </w:r>
+          </w:p>
+        </w:tc>
+        <w:tc>
+          <w:p>
+            <w:pPr>
+              <w:pStyle w:val="Compact"/>
+              <w:jc w:val="left"/>
+            </w:pPr>
+            <w:r>
+              <w:t xml:space="preserve">Amounts, dates, sender/client names render correctly and safely</w:t>
+            </w:r>
+          </w:p>
+        </w:tc>
+        <w:tc>
+          <w:p/>
+        </w:tc>
+        <w:tc>
+          <w:p/>
+        </w:tc>
+      </w:tr>
+      <w:tr>
+        <w:tc>
+          <w:p>
+            <w:pPr>
+              <w:pStyle w:val="Compact"/>
+              <w:jc w:val="left"/>
+            </w:pPr>
+            <w:r>
+              <w:t xml:space="preserve">9.5</w:t>
+            </w:r>
+          </w:p>
+        </w:tc>
+        <w:tc>
+          <w:p>
+            <w:pPr>
+              <w:pStyle w:val="Compact"/>
+              <w:jc w:val="left"/>
+            </w:pPr>
+            <w:r>
+              <w:t xml:space="preserve">Terms &amp; Privacy pages</w:t>
+            </w:r>
+          </w:p>
+        </w:tc>
+        <w:tc>
+          <w:p>
+            <w:pPr>
+              <w:pStyle w:val="Compact"/>
+              <w:jc w:val="left"/>
+            </w:pPr>
+            <w:r>
+              <w:t xml:space="preserve">Load; refund + Paddle-as-merchant language consistent</w:t>
+            </w:r>
+          </w:p>
+        </w:tc>
+        <w:tc>
+          <w:p/>
+        </w:tc>
+        <w:tc>
+          <w:p/>
+        </w:tc>
+      </w:tr>
+      <w:tr>
+        <w:tc>
+          <w:p>
+            <w:pPr>
+              <w:pStyle w:val="Compact"/>
+              <w:jc w:val="left"/>
+            </w:pPr>
+            <w:r>
+              <w:t xml:space="preserve">9.6</w:t>
+            </w:r>
+          </w:p>
+        </w:tc>
+        <w:tc>
+          <w:p>
+            <w:pPr>
+              <w:pStyle w:val="Compact"/>
+              <w:jc w:val="left"/>
+            </w:pPr>
+            <w:r>
+              <w:t xml:space="preserve">404 / error states</w:t>
+            </w:r>
+          </w:p>
+        </w:tc>
+        <w:tc>
+          <w:p>
+            <w:pPr>
+              <w:pStyle w:val="Compact"/>
+              <w:jc w:val="left"/>
+            </w:pPr>
+            <w:r>
+              <w:t xml:space="preserve">Graceful, no stack traces or secrets leaked</w:t>
+            </w:r>
+          </w:p>
+        </w:tc>
+        <w:tc>
+          <w:p/>
+        </w:tc>
+        <w:tc>
+          <w:p/>
+        </w:tc>
+      </w:tr>
+      <w:tr>
+        <w:tc>
+          <w:p>
+            <w:pPr>
+              <w:pStyle w:val="Compact"/>
+              <w:jc w:val="left"/>
+            </w:pPr>
+            <w:r>
+              <w:t xml:space="preserve">9.7</w:t>
+            </w:r>
+          </w:p>
+        </w:tc>
+        <w:tc>
+          <w:p>
+            <w:pPr>
+              <w:pStyle w:val="Compact"/>
+              <w:jc w:val="left"/>
+            </w:pPr>
+            <w:r>
+              <w:t xml:space="preserve">Console during normal use</w:t>
+            </w:r>
+          </w:p>
+        </w:tc>
+        <w:tc>
+          <w:p>
+            <w:pPr>
+              <w:pStyle w:val="Compact"/>
+              <w:jc w:val="left"/>
+            </w:pPr>
+            <w:r>
+              <w:t xml:space="preserve">No unhandled errors thrown</w:t>
+            </w:r>
+          </w:p>
+        </w:tc>
+        <w:tc>
+          <w:p/>
+        </w:tc>
+        <w:tc>
+          <w:p/>
+        </w:tc>
+      </w:tr>
+    </w:tbl>
+    <w:p>
+      <w:r>
+        <w:pict>
+          <v:rect style="width:0;height:1.5pt" o:hralign="center" o:hrstd="t" o:hr="t"/>
+        </w:pict>
+      </w:r>
+    </w:p>
+    <w:p>
+      <w:pPr>
+        <w:pStyle w:val="Heading2"/>
+      </w:pPr>
+      <w:bookmarkStart w:id="32" w:name="sign-off"/>
       <w:r>
         <w:t xml:space="preserve">Sign-off</w:t>
       </w:r>
-      <w:bookmarkEnd w:id="31"/>
+      <w:bookmarkEnd w:id="32"/>
     </w:p>
     <w:tbl>
       <w:tblPr>

--- a/LAUNCH_QA_TESTPLAN.docx
+++ b/LAUNCH_QA_TESTPLAN.docx
@@ -1058,6 +1058,469 @@
             </w:pPr>
             <w:r>
               <w:t xml:space="preserve">Each session sees only its own data (setup for 8.x cross-tenant checks)</w:t>
+            </w:r>
+          </w:p>
+        </w:tc>
+        <w:tc>
+          <w:p/>
+        </w:tc>
+        <w:tc>
+          <w:p/>
+        </w:tc>
+      </w:tr>
+      <w:tr>
+        <w:tc>
+          <w:p>
+            <w:pPr>
+              <w:pStyle w:val="Compact"/>
+              <w:jc w:val="left"/>
+            </w:pPr>
+            <w:r>
+              <w:t xml:space="preserve">1.7</w:t>
+            </w:r>
+          </w:p>
+        </w:tc>
+        <w:tc>
+          <w:p>
+            <w:pPr>
+              <w:pStyle w:val="Compact"/>
+              <w:jc w:val="left"/>
+            </w:pPr>
+            <w:r>
+              <w:t xml:space="preserve">Login page shows</w:t>
+            </w:r>
+            <w:r>
+              <w:t xml:space="preserve"> </w:t>
+            </w:r>
+            <w:r>
+              <w:rPr>
+                <w:b/>
+              </w:rPr>
+              <w:t xml:space="preserve">"Forgot password?"</w:t>
+            </w:r>
+            <w:r>
+              <w:t xml:space="preserve"> </w:t>
+            </w:r>
+            <w:r>
+              <w:t xml:space="preserve">link</w:t>
+            </w:r>
+          </w:p>
+        </w:tc>
+        <w:tc>
+          <w:p>
+            <w:pPr>
+              <w:pStyle w:val="Compact"/>
+              <w:jc w:val="left"/>
+            </w:pPr>
+            <w:r>
+              <w:t xml:space="preserve">Present; routes to</w:t>
+            </w:r>
+            <w:r>
+              <w:t xml:space="preserve"> </w:t>
+            </w:r>
+            <w:r>
+              <w:rPr>
+                <w:rStyle w:val="VerbatimChar"/>
+              </w:rPr>
+              <w:t xml:space="preserve">/forgot-password</w:t>
+            </w:r>
+          </w:p>
+        </w:tc>
+        <w:tc>
+          <w:p/>
+        </w:tc>
+        <w:tc>
+          <w:p/>
+        </w:tc>
+      </w:tr>
+      <w:tr>
+        <w:tc>
+          <w:p>
+            <w:pPr>
+              <w:pStyle w:val="Compact"/>
+              <w:jc w:val="left"/>
+            </w:pPr>
+            <w:r>
+              <w:t xml:space="preserve">1.8</w:t>
+            </w:r>
+          </w:p>
+        </w:tc>
+        <w:tc>
+          <w:p>
+            <w:pPr>
+              <w:pStyle w:val="Compact"/>
+              <w:jc w:val="left"/>
+            </w:pPr>
+            <w:r>
+              <w:t xml:space="preserve">Request reset for a</w:t>
+            </w:r>
+            <w:r>
+              <w:t xml:space="preserve"> </w:t>
+            </w:r>
+            <w:r>
+              <w:rPr>
+                <w:b/>
+              </w:rPr>
+              <w:t xml:space="preserve">real</w:t>
+            </w:r>
+            <w:r>
+              <w:t xml:space="preserve"> </w:t>
+            </w:r>
+            <w:r>
+              <w:t xml:space="preserve">account email</w:t>
+            </w:r>
+          </w:p>
+        </w:tc>
+        <w:tc>
+          <w:p>
+            <w:pPr>
+              <w:pStyle w:val="Compact"/>
+              <w:jc w:val="left"/>
+            </w:pPr>
+            <w:r>
+              <w:t xml:space="preserve">Neutral "if an account exists…" confirmation shown; reset email arrives</w:t>
+            </w:r>
+          </w:p>
+        </w:tc>
+        <w:tc>
+          <w:p/>
+        </w:tc>
+        <w:tc>
+          <w:p/>
+        </w:tc>
+      </w:tr>
+      <w:tr>
+        <w:tc>
+          <w:p>
+            <w:pPr>
+              <w:pStyle w:val="Compact"/>
+              <w:jc w:val="left"/>
+            </w:pPr>
+            <w:r>
+              <w:t xml:space="preserve">1.9</w:t>
+            </w:r>
+          </w:p>
+        </w:tc>
+        <w:tc>
+          <w:p>
+            <w:pPr>
+              <w:pStyle w:val="Compact"/>
+              <w:jc w:val="left"/>
+            </w:pPr>
+            <w:r>
+              <w:t xml:space="preserve">[SEC] Request reset for an email with</w:t>
+            </w:r>
+            <w:r>
+              <w:t xml:space="preserve"> </w:t>
+            </w:r>
+            <w:r>
+              <w:rPr>
+                <w:b/>
+              </w:rPr>
+              <w:t xml:space="preserve">no account</w:t>
+            </w:r>
+          </w:p>
+        </w:tc>
+        <w:tc>
+          <w:p>
+            <w:pPr>
+              <w:pStyle w:val="Compact"/>
+              <w:jc w:val="left"/>
+            </w:pPr>
+            <w:r>
+              <w:rPr>
+                <w:b/>
+              </w:rPr>
+              <w:t xml:space="preserve">Same</w:t>
+            </w:r>
+            <w:r>
+              <w:t xml:space="preserve"> </w:t>
+            </w:r>
+            <w:r>
+              <w:t xml:space="preserve">neutral confirmation (no account-enumeration leak); no error revealing existence</w:t>
+            </w:r>
+          </w:p>
+        </w:tc>
+        <w:tc>
+          <w:p/>
+        </w:tc>
+        <w:tc>
+          <w:p/>
+        </w:tc>
+      </w:tr>
+      <w:tr>
+        <w:tc>
+          <w:p>
+            <w:pPr>
+              <w:pStyle w:val="Compact"/>
+              <w:jc w:val="left"/>
+            </w:pPr>
+            <w:r>
+              <w:t xml:space="preserve">1.10</w:t>
+            </w:r>
+          </w:p>
+        </w:tc>
+        <w:tc>
+          <w:p>
+            <w:pPr>
+              <w:pStyle w:val="Compact"/>
+              <w:jc w:val="left"/>
+            </w:pPr>
+            <w:r>
+              <w:t xml:space="preserve">Reset email deliverability</w:t>
+            </w:r>
+          </w:p>
+        </w:tc>
+        <w:tc>
+          <w:p>
+            <w:pPr>
+              <w:pStyle w:val="Compact"/>
+              <w:jc w:val="left"/>
+            </w:pPr>
+            <w:r>
+              <w:t xml:space="preserve">Lands in Gmail</w:t>
+            </w:r>
+            <w:r>
+              <w:t xml:space="preserve"> </w:t>
+            </w:r>
+            <w:r>
+              <w:rPr>
+                <w:b/>
+              </w:rPr>
+              <w:t xml:space="preserve">inbox</w:t>
+            </w:r>
+            <w:r>
+              <w:t xml:space="preserve"> </w:t>
+            </w:r>
+            <w:r>
+              <w:t xml:space="preserve">(not spam); from your domain; SPF/DKIM/DMARC PASS</w:t>
+            </w:r>
+          </w:p>
+        </w:tc>
+        <w:tc>
+          <w:p/>
+        </w:tc>
+        <w:tc>
+          <w:p/>
+        </w:tc>
+      </w:tr>
+      <w:tr>
+        <w:tc>
+          <w:p>
+            <w:pPr>
+              <w:pStyle w:val="Compact"/>
+              <w:jc w:val="left"/>
+            </w:pPr>
+            <w:r>
+              <w:t xml:space="preserve">1.11</w:t>
+            </w:r>
+          </w:p>
+        </w:tc>
+        <w:tc>
+          <w:p>
+            <w:pPr>
+              <w:pStyle w:val="Compact"/>
+              <w:jc w:val="left"/>
+            </w:pPr>
+            <w:r>
+              <w:t xml:space="preserve">Click the reset link →</w:t>
+            </w:r>
+            <w:r>
+              <w:t xml:space="preserve"> </w:t>
+            </w:r>
+            <w:r>
+              <w:rPr>
+                <w:rStyle w:val="VerbatimChar"/>
+              </w:rPr>
+              <w:t xml:space="preserve">/reset-password</w:t>
+            </w:r>
+          </w:p>
+        </w:tc>
+        <w:tc>
+          <w:p>
+            <w:pPr>
+              <w:pStyle w:val="Compact"/>
+              <w:jc w:val="left"/>
+            </w:pPr>
+            <w:r>
+              <w:t xml:space="preserve">Loads; password rules enforced; setting a valid new password succeeds</w:t>
+            </w:r>
+          </w:p>
+        </w:tc>
+        <w:tc>
+          <w:p/>
+        </w:tc>
+        <w:tc>
+          <w:p/>
+        </w:tc>
+      </w:tr>
+      <w:tr>
+        <w:tc>
+          <w:p>
+            <w:pPr>
+              <w:pStyle w:val="Compact"/>
+              <w:jc w:val="left"/>
+            </w:pPr>
+            <w:r>
+              <w:t xml:space="preserve">1.12</w:t>
+            </w:r>
+          </w:p>
+        </w:tc>
+        <w:tc>
+          <w:p>
+            <w:pPr>
+              <w:pStyle w:val="Compact"/>
+              <w:jc w:val="left"/>
+            </w:pPr>
+            <w:r>
+              <w:t xml:space="preserve">Log in with the</w:t>
+            </w:r>
+            <w:r>
+              <w:t xml:space="preserve"> </w:t>
+            </w:r>
+            <w:r>
+              <w:rPr>
+                <w:b/>
+              </w:rPr>
+              <w:t xml:space="preserve">new</w:t>
+            </w:r>
+            <w:r>
+              <w:t xml:space="preserve"> </w:t>
+            </w:r>
+            <w:r>
+              <w:t xml:space="preserve">password</w:t>
+            </w:r>
+          </w:p>
+        </w:tc>
+        <w:tc>
+          <w:p>
+            <w:pPr>
+              <w:pStyle w:val="Compact"/>
+              <w:jc w:val="left"/>
+            </w:pPr>
+            <w:r>
+              <w:t xml:space="preserve">Works;</w:t>
+            </w:r>
+            <w:r>
+              <w:t xml:space="preserve"> </w:t>
+            </w:r>
+            <w:r>
+              <w:rPr>
+                <w:b/>
+              </w:rPr>
+              <w:t xml:space="preserve">old</w:t>
+            </w:r>
+            <w:r>
+              <w:t xml:space="preserve"> </w:t>
+            </w:r>
+            <w:r>
+              <w:t xml:space="preserve">password no longer works</w:t>
+            </w:r>
+          </w:p>
+        </w:tc>
+        <w:tc>
+          <w:p/>
+        </w:tc>
+        <w:tc>
+          <w:p/>
+        </w:tc>
+      </w:tr>
+      <w:tr>
+        <w:tc>
+          <w:p>
+            <w:pPr>
+              <w:pStyle w:val="Compact"/>
+              <w:jc w:val="left"/>
+            </w:pPr>
+            <w:r>
+              <w:t xml:space="preserve">1.13</w:t>
+            </w:r>
+          </w:p>
+        </w:tc>
+        <w:tc>
+          <w:p>
+            <w:pPr>
+              <w:pStyle w:val="Compact"/>
+              <w:jc w:val="left"/>
+            </w:pPr>
+            <w:r>
+              <w:t xml:space="preserve">Reuse an</w:t>
+            </w:r>
+            <w:r>
+              <w:t xml:space="preserve"> </w:t>
+            </w:r>
+            <w:r>
+              <w:rPr>
+                <w:b/>
+              </w:rPr>
+              <w:t xml:space="preserve">already-used</w:t>
+            </w:r>
+            <w:r>
+              <w:t xml:space="preserve"> </w:t>
+            </w:r>
+            <w:r>
+              <w:t xml:space="preserve">or expired reset link</w:t>
+            </w:r>
+          </w:p>
+        </w:tc>
+        <w:tc>
+          <w:p>
+            <w:pPr>
+              <w:pStyle w:val="Compact"/>
+              <w:jc w:val="left"/>
+            </w:pPr>
+            <w:r>
+              <w:t xml:space="preserve">Shows "invalid or expired" with a link to request a new one</w:t>
+            </w:r>
+          </w:p>
+        </w:tc>
+        <w:tc>
+          <w:p/>
+        </w:tc>
+        <w:tc>
+          <w:p/>
+        </w:tc>
+      </w:tr>
+      <w:tr>
+        <w:tc>
+          <w:p>
+            <w:pPr>
+              <w:pStyle w:val="Compact"/>
+              <w:jc w:val="left"/>
+            </w:pPr>
+            <w:r>
+              <w:t xml:space="preserve">1.14</w:t>
+            </w:r>
+          </w:p>
+        </w:tc>
+        <w:tc>
+          <w:p>
+            <w:pPr>
+              <w:pStyle w:val="Compact"/>
+              <w:jc w:val="left"/>
+            </w:pPr>
+            <w:r>
+              <w:t xml:space="preserve">After reset completes</w:t>
+            </w:r>
+          </w:p>
+        </w:tc>
+        <w:tc>
+          <w:p>
+            <w:pPr>
+              <w:pStyle w:val="Compact"/>
+              <w:jc w:val="left"/>
+            </w:pPr>
+            <w:r>
+              <w:t xml:space="preserve">Recovery session is signed out; you land on</w:t>
+            </w:r>
+            <w:r>
+              <w:t xml:space="preserve"> </w:t>
+            </w:r>
+            <w:r>
+              <w:rPr>
+                <w:rStyle w:val="VerbatimChar"/>
+              </w:rPr>
+              <w:t xml:space="preserve">/login</w:t>
             </w:r>
           </w:p>
         </w:tc>
